--- a/Sem2/Data_structures_labs/Lab06/report_lab06_reformatted_final.docx
+++ b/Sem2/Data_structures_labs/Lab06/report_lab06_reformatted_final.docx
@@ -4,475 +4,754 @@
   <w:body>
     <w:p>
       <w:pPr>
-        <w:pStyle w:val="CenterSubtitle"/>
-        <w:rPr>
-          <w:lang w:val="ru-RU"/>
-        </w:rPr>
-      </w:pPr>
-      <w:r>
-        <w:rPr>
-          <w:lang w:val="ru-RU"/>
-        </w:rPr>
-        <w:t>Министерство науки и высшего образования Российской Федерации</w:t>
-      </w:r>
-    </w:p>
-    <w:p>
-      <w:pPr>
-        <w:pStyle w:val="CenterTitle"/>
-        <w:rPr>
-          <w:lang w:val="ru-RU"/>
-        </w:rPr>
-      </w:pPr>
-      <w:r>
-        <w:rPr>
-          <w:lang w:val="ru-RU"/>
+        <w:pStyle w:val="Standard"/>
+        <w:jc w:val="center"/>
+        <w:rPr>
+          <w:rFonts w:ascii="TimesNewRomanPSMT" w:eastAsia="TimesNewRomanPSMT" w:hAnsi="TimesNewRomanPSMT" w:cs="TimesNewRomanPSMT"/>
+          <w:color w:val="000000"/>
+        </w:rPr>
+      </w:pPr>
+      <w:bookmarkStart w:id="0" w:name="_Hlk40188875"/>
+      <w:bookmarkEnd w:id="0"/>
+      <w:r>
+        <w:rPr>
+          <w:rFonts w:ascii="TimesNewRomanPSMT" w:eastAsia="TimesNewRomanPSMT" w:hAnsi="TimesNewRomanPSMT" w:cs="TimesNewRomanPSMT"/>
+          <w:color w:val="000000"/>
+        </w:rPr>
+        <w:t>Министерство образования и науки РФ</w:t>
+      </w:r>
+    </w:p>
+    <w:p>
+      <w:pPr>
+        <w:pStyle w:val="Standard"/>
+        <w:jc w:val="center"/>
+        <w:rPr>
+          <w:rFonts w:ascii="TimesNewRomanPSMT" w:eastAsia="TimesNewRomanPSMT" w:hAnsi="TimesNewRomanPSMT" w:cs="TimesNewRomanPSMT"/>
+          <w:color w:val="000000"/>
+        </w:rPr>
+      </w:pPr>
+      <w:r>
+        <w:rPr>
+          <w:rFonts w:ascii="TimesNewRomanPSMT" w:eastAsia="TimesNewRomanPSMT" w:hAnsi="TimesNewRomanPSMT" w:cs="TimesNewRomanPSMT"/>
+          <w:color w:val="000000"/>
         </w:rPr>
         <w:t>Санкт-Петербургский политехнический университет Петра Великого</w:t>
       </w:r>
     </w:p>
     <w:p>
       <w:pPr>
-        <w:pStyle w:val="CenterSubtitle"/>
-        <w:rPr>
-          <w:lang w:val="ru-RU"/>
-        </w:rPr>
-      </w:pPr>
-    </w:p>
-    <w:p>
-      <w:pPr>
-        <w:pStyle w:val="CenterSubtitle"/>
-        <w:rPr>
-          <w:lang w:val="ru-RU"/>
-        </w:rPr>
-      </w:pPr>
-      <w:r>
-        <w:rPr>
-          <w:lang w:val="ru-RU"/>
-        </w:rPr>
-        <w:t>Институт компьютерных наук и технологий</w:t>
-      </w:r>
-    </w:p>
-    <w:p>
-      <w:pPr>
-        <w:pStyle w:val="CenterTitle"/>
-        <w:rPr>
-          <w:lang w:val="ru-RU"/>
-        </w:rPr>
-      </w:pPr>
-      <w:r>
-        <w:rPr>
-          <w:lang w:val="ru-RU"/>
-        </w:rPr>
-        <w:t>Высшая школа «</w:t>
-      </w:r>
-      <w:r>
-        <w:rPr>
-          <w:lang w:val="ru-RU"/>
-        </w:rPr>
-        <w:t>Институт компьютерных наук и кибербезопасности</w:t>
-      </w:r>
-      <w:r>
-        <w:rPr>
-          <w:lang w:val="ru-RU"/>
-        </w:rPr>
-        <w:t>»</w:t>
-      </w:r>
-    </w:p>
-    <w:p>
-      <w:pPr>
+        <w:pStyle w:val="Standard"/>
+        <w:autoSpaceDE w:val="0"/>
+        <w:spacing w:line="360" w:lineRule="auto"/>
         <w:jc w:val="center"/>
         <w:rPr>
-          <w:lang w:val="ru-RU"/>
-        </w:rPr>
-      </w:pPr>
-      <w:r>
-        <w:rPr>
+          <w:rFonts w:ascii="TimesNewRomanPSMT" w:eastAsia="TimesNewRomanPSMT" w:hAnsi="TimesNewRomanPSMT" w:cs="TimesNewRomanPSMT"/>
+          <w:color w:val="000000"/>
+        </w:rPr>
+      </w:pPr>
+    </w:p>
+    <w:p>
+      <w:pPr>
+        <w:pStyle w:val="Standard"/>
+        <w:autoSpaceDE w:val="0"/>
+        <w:spacing w:line="360" w:lineRule="auto"/>
+        <w:jc w:val="center"/>
+        <w:rPr>
+          <w:rFonts w:ascii="TimesNewRomanPSMT" w:eastAsia="TimesNewRomanPSMT" w:hAnsi="TimesNewRomanPSMT" w:cs="TimesNewRomanPSMT"/>
+          <w:color w:val="000000"/>
+        </w:rPr>
+      </w:pPr>
+      <w:r>
+        <w:rPr>
+          <w:rFonts w:ascii="TimesNewRomanPSMT" w:eastAsia="TimesNewRomanPSMT" w:hAnsi="TimesNewRomanPSMT" w:cs="TimesNewRomanPSMT"/>
+          <w:color w:val="000000"/>
+        </w:rPr>
+        <w:t xml:space="preserve">Институт компьютерных наук и </w:t>
+      </w:r>
+      <w:r>
+        <w:rPr>
+          <w:rFonts w:ascii="TimesNewRomanPSMT" w:eastAsia="TimesNewRomanPSMT" w:hAnsi="TimesNewRomanPSMT" w:cs="TimesNewRomanPSMT"/>
+          <w:color w:val="000000"/>
+        </w:rPr>
+        <w:t>кибербезопасност</w:t>
+      </w:r>
+      <w:r>
+        <w:rPr>
+          <w:rFonts w:ascii="TimesNewRomanPSMT" w:eastAsia="TimesNewRomanPSMT" w:hAnsi="TimesNewRomanPSMT" w:cs="TimesNewRomanPSMT"/>
+          <w:color w:val="000000"/>
+        </w:rPr>
+        <w:t>и</w:t>
+      </w:r>
+    </w:p>
+    <w:p>
+      <w:pPr>
+        <w:pStyle w:val="Standard"/>
+        <w:autoSpaceDE w:val="0"/>
+        <w:spacing w:line="360" w:lineRule="auto"/>
+        <w:jc w:val="center"/>
+        <w:rPr>
+          <w:rFonts w:ascii="TimesNewRomanPSMT" w:eastAsia="TimesNewRomanPSMT" w:hAnsi="TimesNewRomanPSMT" w:cs="TimesNewRomanPSMT"/>
+          <w:color w:val="000000"/>
+        </w:rPr>
+      </w:pPr>
+      <w:r>
+        <w:rPr>
+          <w:rFonts w:ascii="TimesNewRomanPSMT" w:eastAsia="TimesNewRomanPSMT" w:hAnsi="TimesNewRomanPSMT" w:cs="TimesNewRomanPSMT"/>
+          <w:color w:val="000000"/>
+        </w:rPr>
+        <w:t>Высшая школа «Компьютерных технологий и информационных систем»</w:t>
+      </w:r>
+    </w:p>
+    <w:p>
+      <w:pPr>
+        <w:pStyle w:val="Standard"/>
+        <w:autoSpaceDE w:val="0"/>
+        <w:spacing w:line="360" w:lineRule="auto"/>
+        <w:jc w:val="center"/>
+        <w:rPr>
+          <w:rFonts w:ascii="TimesNewRomanPSMT" w:eastAsia="TimesNewRomanPSMT" w:hAnsi="TimesNewRomanPSMT" w:cs="TimesNewRomanPSMT"/>
+          <w:color w:val="000000"/>
+        </w:rPr>
+      </w:pPr>
+    </w:p>
+    <w:p>
+      <w:pPr>
+        <w:pStyle w:val="Standard"/>
+        <w:autoSpaceDE w:val="0"/>
+        <w:spacing w:line="360" w:lineRule="auto"/>
+        <w:jc w:val="right"/>
+        <w:rPr>
+          <w:rFonts w:ascii="TimesNewRomanPSMT" w:eastAsia="TimesNewRomanPSMT" w:hAnsi="TimesNewRomanPSMT" w:cs="TimesNewRomanPSMT"/>
+          <w:color w:val="000000"/>
+        </w:rPr>
+      </w:pPr>
+      <w:r>
+        <w:rPr>
+          <w:rFonts w:ascii="TimesNewRomanPSMT" w:eastAsia="TimesNewRomanPSMT" w:hAnsi="TimesNewRomanPSMT" w:cs="TimesNewRomanPSMT"/>
+          <w:color w:val="000000"/>
+        </w:rPr>
+        <w:t>УТВЕРЖДАЮ</w:t>
+      </w:r>
+    </w:p>
+    <w:p>
+      <w:pPr>
+        <w:pStyle w:val="Standard"/>
+        <w:autoSpaceDE w:val="0"/>
+        <w:spacing w:line="360" w:lineRule="auto"/>
+        <w:jc w:val="right"/>
+        <w:rPr>
+          <w:rFonts w:ascii="TimesNewRomanPSMT" w:eastAsia="TimesNewRomanPSMT" w:hAnsi="TimesNewRomanPSMT" w:cs="TimesNewRomanPSMT"/>
+          <w:color w:val="000000"/>
+        </w:rPr>
+      </w:pPr>
+      <w:r>
+        <w:rPr>
+          <w:rFonts w:ascii="TimesNewRomanPSMT" w:eastAsia="TimesNewRomanPSMT" w:hAnsi="TimesNewRomanPSMT" w:cs="TimesNewRomanPSMT"/>
+          <w:color w:val="000000"/>
+        </w:rPr>
+        <w:t>___________________________</w:t>
+      </w:r>
+    </w:p>
+    <w:p>
+      <w:pPr>
+        <w:pStyle w:val="Standard"/>
+        <w:autoSpaceDE w:val="0"/>
+        <w:spacing w:line="360" w:lineRule="auto"/>
+        <w:jc w:val="right"/>
+        <w:rPr>
+          <w:rFonts w:ascii="TimesNewRomanPSMT" w:eastAsia="TimesNewRomanPSMT" w:hAnsi="TimesNewRomanPSMT" w:cs="TimesNewRomanPSMT"/>
+          <w:color w:val="000000"/>
+        </w:rPr>
+      </w:pPr>
+      <w:r>
+        <w:rPr>
+          <w:rFonts w:ascii="TimesNewRomanPSMT" w:eastAsia="TimesNewRomanPSMT" w:hAnsi="TimesNewRomanPSMT" w:cs="TimesNewRomanPSMT"/>
+          <w:color w:val="000000"/>
+        </w:rPr>
+        <w:t>___________________________</w:t>
+      </w:r>
+    </w:p>
+    <w:p>
+      <w:pPr>
+        <w:pStyle w:val="Standard"/>
+        <w:autoSpaceDE w:val="0"/>
+        <w:spacing w:line="360" w:lineRule="auto"/>
+        <w:jc w:val="right"/>
+        <w:rPr>
+          <w:rFonts w:ascii="TimesNewRomanPSMT" w:eastAsia="TimesNewRomanPSMT" w:hAnsi="TimesNewRomanPSMT" w:cs="TimesNewRomanPSMT"/>
+          <w:color w:val="000000"/>
+        </w:rPr>
+      </w:pPr>
+      <w:r>
+        <w:rPr>
+          <w:rFonts w:ascii="TimesNewRomanPSMT" w:eastAsia="TimesNewRomanPSMT" w:hAnsi="TimesNewRomanPSMT" w:cs="TimesNewRomanPSMT"/>
+          <w:color w:val="000000"/>
+        </w:rPr>
+        <w:t>___________________________</w:t>
+      </w:r>
+    </w:p>
+    <w:p>
+      <w:pPr>
+        <w:pStyle w:val="Standard"/>
+        <w:autoSpaceDE w:val="0"/>
+        <w:spacing w:line="360" w:lineRule="auto"/>
+        <w:jc w:val="right"/>
+        <w:rPr>
+          <w:rFonts w:ascii="TimesNewRomanPSMT" w:eastAsia="TimesNewRomanPSMT" w:hAnsi="TimesNewRomanPSMT" w:cs="TimesNewRomanPSMT"/>
+          <w:color w:val="000000"/>
+        </w:rPr>
+      </w:pPr>
+      <w:r>
+        <w:rPr>
+          <w:rFonts w:ascii="TimesNewRomanPSMT" w:eastAsia="TimesNewRomanPSMT" w:hAnsi="TimesNewRomanPSMT" w:cs="TimesNewRomanPSMT"/>
+          <w:color w:val="000000"/>
+        </w:rPr>
+        <w:t>«____» _____________ _____ г.</w:t>
+      </w:r>
+    </w:p>
+    <w:p>
+      <w:pPr>
+        <w:pStyle w:val="Standard"/>
+        <w:autoSpaceDE w:val="0"/>
+        <w:spacing w:line="360" w:lineRule="auto"/>
+        <w:jc w:val="center"/>
+        <w:rPr>
+          <w:rFonts w:ascii="TimesNewRomanPSMT" w:eastAsia="TimesNewRomanPSMT" w:hAnsi="TimesNewRomanPSMT" w:cs="TimesNewRomanPSMT"/>
+          <w:color w:val="000000"/>
+        </w:rPr>
+      </w:pPr>
+    </w:p>
+    <w:p>
+      <w:pPr>
+        <w:pStyle w:val="Standard"/>
+        <w:autoSpaceDE w:val="0"/>
+        <w:spacing w:line="360" w:lineRule="auto"/>
+        <w:rPr>
+          <w:rFonts w:ascii="TimesNewRomanPSMT" w:eastAsia="TimesNewRomanPSMT" w:hAnsi="TimesNewRomanPSMT" w:cs="TimesNewRomanPSMT"/>
+          <w:color w:val="000000"/>
+        </w:rPr>
+      </w:pPr>
+    </w:p>
+    <w:p>
+      <w:pPr>
+        <w:pStyle w:val="Standard"/>
+        <w:autoSpaceDE w:val="0"/>
+        <w:spacing w:line="360" w:lineRule="auto"/>
+        <w:jc w:val="center"/>
+        <w:rPr>
+          <w:rFonts w:ascii="TimesNewRomanPSMT" w:eastAsia="TimesNewRomanPSMT" w:hAnsi="TimesNewRomanPSMT" w:cs="TimesNewRomanPSMT"/>
+          <w:color w:val="000000"/>
+        </w:rPr>
+      </w:pPr>
+    </w:p>
+    <w:p>
+      <w:pPr>
+        <w:pStyle w:val="Standard"/>
+        <w:autoSpaceDE w:val="0"/>
+        <w:spacing w:line="360" w:lineRule="auto"/>
+        <w:jc w:val="center"/>
+        <w:rPr>
+          <w:rFonts w:ascii="TimesNewRomanPSMT" w:eastAsia="TimesNewRomanPSMT" w:hAnsi="TimesNewRomanPSMT" w:cs="TimesNewRomanPSMT"/>
+          <w:color w:val="000000"/>
+        </w:rPr>
+      </w:pPr>
+      <w:r>
+        <w:rPr>
+          <w:rFonts w:ascii="TimesNewRomanPSMT" w:eastAsia="TimesNewRomanPSMT" w:hAnsi="TimesNewRomanPSMT" w:cs="TimesNewRomanPSMT"/>
+          <w:color w:val="000000"/>
+        </w:rPr>
+        <w:t>ОТЧЕТ</w:t>
+      </w:r>
+    </w:p>
+    <w:p>
+      <w:pPr>
+        <w:pStyle w:val="Standard"/>
+        <w:autoSpaceDE w:val="0"/>
+        <w:spacing w:line="360" w:lineRule="auto"/>
+        <w:jc w:val="center"/>
+        <w:rPr>
+          <w:rFonts w:ascii="TimesNewRomanPSMT" w:eastAsia="TimesNewRomanPSMT" w:hAnsi="TimesNewRomanPSMT" w:cs="TimesNewRomanPSMT"/>
+          <w:color w:val="000000"/>
+        </w:rPr>
+      </w:pPr>
+      <w:r>
+        <w:rPr>
+          <w:rFonts w:ascii="TimesNewRomanPSMT" w:eastAsia="TimesNewRomanPSMT" w:hAnsi="TimesNewRomanPSMT" w:cs="TimesNewRomanPSMT"/>
+          <w:color w:val="000000"/>
+        </w:rPr>
+        <w:t>по дисциплине «Структуры данных»</w:t>
+      </w:r>
+    </w:p>
+    <w:p>
+      <w:pPr>
+        <w:pStyle w:val="Standard"/>
+        <w:autoSpaceDE w:val="0"/>
+        <w:spacing w:line="360" w:lineRule="auto"/>
+        <w:jc w:val="center"/>
+        <w:rPr>
+          <w:rFonts w:ascii="TimesNewRomanPSMT" w:eastAsia="TimesNewRomanPSMT" w:hAnsi="TimesNewRomanPSMT" w:cs="TimesNewRomanPSMT"/>
           <w:b/>
-          <w:lang w:val="ru-RU"/>
-        </w:rPr>
-        <w:t>УТВЕРЖДАЮ</w:t>
-      </w:r>
-      <w:r>
-        <w:rPr>
+          <w:bCs/>
+          <w:color w:val="000000"/>
+          <w:sz w:val="32"/>
+          <w:szCs w:val="32"/>
+        </w:rPr>
+      </w:pPr>
+      <w:r>
+        <w:rPr>
+          <w:rFonts w:ascii="TimesNewRomanPSMT" w:eastAsia="TimesNewRomanPSMT" w:hAnsi="TimesNewRomanPSMT" w:cs="TimesNewRomanPSMT"/>
           <w:b/>
-          <w:lang w:val="ru-RU"/>
-        </w:rPr>
-        <w:br/>
-      </w:r>
-      <w:r>
-        <w:rPr>
-          <w:lang w:val="ru-RU"/>
-        </w:rPr>
-        <w:t>___________________________</w:t>
-      </w:r>
-      <w:r>
-        <w:rPr>
-          <w:lang w:val="ru-RU"/>
-        </w:rPr>
-        <w:br/>
-        <w:t>___________________________</w:t>
-      </w:r>
-      <w:r>
-        <w:rPr>
-          <w:lang w:val="ru-RU"/>
-        </w:rPr>
-        <w:br/>
-        <w:t>___________________________</w:t>
-      </w:r>
-      <w:r>
-        <w:rPr>
-          <w:lang w:val="ru-RU"/>
-        </w:rPr>
-        <w:br/>
-        <w:t>«____» _____________ 2026 г.</w:t>
-      </w:r>
-    </w:p>
-    <w:p>
-      <w:pPr>
-        <w:pStyle w:val="CenterSubtitle"/>
-        <w:rPr>
-          <w:lang w:val="ru-RU"/>
-        </w:rPr>
-      </w:pPr>
-    </w:p>
-    <w:p>
-      <w:pPr>
-        <w:pStyle w:val="CenterSubtitle"/>
-        <w:rPr>
-          <w:lang w:val="ru-RU"/>
-        </w:rPr>
-      </w:pPr>
-    </w:p>
-    <w:p>
-      <w:pPr>
-        <w:pStyle w:val="CenterSubtitle"/>
-        <w:rPr>
-          <w:lang w:val="ru-RU"/>
-        </w:rPr>
-      </w:pPr>
-    </w:p>
-    <w:p>
-      <w:pPr>
+          <w:bCs/>
+          <w:color w:val="000000"/>
+          <w:sz w:val="32"/>
+          <w:szCs w:val="32"/>
+        </w:rPr>
+        <w:t>Лабораторная работа</w:t>
+      </w:r>
+    </w:p>
+    <w:p>
+      <w:pPr>
+        <w:pStyle w:val="Standard"/>
+        <w:autoSpaceDE w:val="0"/>
+        <w:spacing w:line="360" w:lineRule="auto"/>
         <w:jc w:val="center"/>
         <w:rPr>
-          <w:lang w:val="ru-RU"/>
-        </w:rPr>
-      </w:pPr>
-      <w:r>
-        <w:rPr>
+          <w:rFonts w:ascii="TimesNewRomanPSMT" w:eastAsia="TimesNewRomanPSMT" w:hAnsi="TimesNewRomanPSMT" w:cs="TimesNewRomanPSMT"/>
           <w:b/>
+          <w:bCs/>
+          <w:color w:val="000000"/>
           <w:sz w:val="32"/>
-          <w:lang w:val="ru-RU"/>
-        </w:rPr>
-        <w:t>ОТЧЕТ</w:t>
-      </w:r>
-    </w:p>
-    <w:p>
-      <w:pPr>
+          <w:szCs w:val="32"/>
+        </w:rPr>
+      </w:pPr>
+    </w:p>
+    <w:p>
+      <w:pPr>
+        <w:pStyle w:val="Standard"/>
+        <w:autoSpaceDE w:val="0"/>
+        <w:spacing w:line="360" w:lineRule="auto"/>
         <w:jc w:val="center"/>
         <w:rPr>
-          <w:lang w:val="ru-RU"/>
-        </w:rPr>
-      </w:pPr>
-      <w:r>
-        <w:rPr>
+          <w:rFonts w:ascii="TimesNewRomanPSMT" w:eastAsia="TimesNewRomanPSMT" w:hAnsi="TimesNewRomanPSMT" w:cs="TimesNewRomanPSMT"/>
           <w:b/>
-          <w:sz w:val="28"/>
-          <w:lang w:val="ru-RU"/>
-        </w:rPr>
-        <w:t>по дисциплине «Структуры данных»</w:t>
-      </w:r>
-    </w:p>
-    <w:p>
-      <w:pPr>
+          <w:bCs/>
+          <w:color w:val="000000"/>
+          <w:sz w:val="32"/>
+          <w:szCs w:val="32"/>
+        </w:rPr>
+      </w:pPr>
+    </w:p>
+    <w:p>
+      <w:pPr>
+        <w:pStyle w:val="Standard"/>
+        <w:autoSpaceDE w:val="0"/>
+        <w:spacing w:line="360" w:lineRule="auto"/>
         <w:jc w:val="center"/>
         <w:rPr>
-          <w:lang w:val="ru-RU"/>
-        </w:rPr>
-      </w:pPr>
-      <w:r>
-        <w:rPr>
-          <w:sz w:val="28"/>
-          <w:lang w:val="ru-RU"/>
-        </w:rPr>
-        <w:t>Лабораторная работа № 6</w:t>
-      </w:r>
-    </w:p>
-    <w:p>
-      <w:pPr>
+          <w:rFonts w:ascii="TimesNewRomanPSMT" w:eastAsia="TimesNewRomanPSMT" w:hAnsi="TimesNewRomanPSMT" w:cs="TimesNewRomanPSMT"/>
+          <w:b/>
+          <w:bCs/>
+          <w:color w:val="000000"/>
+          <w:sz w:val="32"/>
+          <w:szCs w:val="32"/>
+        </w:rPr>
+      </w:pPr>
+    </w:p>
+    <w:p>
+      <w:pPr>
+        <w:pStyle w:val="Standard"/>
+        <w:autoSpaceDE w:val="0"/>
+        <w:spacing w:line="360" w:lineRule="auto"/>
+        <w:rPr>
+          <w:color w:val="000000"/>
+        </w:rPr>
+      </w:pPr>
+      <w:r>
+        <w:rPr>
+          <w:rFonts w:ascii="TimesNewRomanPSMT" w:eastAsia="TimesNewRomanPSMT" w:hAnsi="TimesNewRomanPSMT" w:cs="TimesNewRomanPSMT"/>
+          <w:b/>
+          <w:bCs/>
+          <w:color w:val="000000"/>
+        </w:rPr>
+        <w:t>Выполнил:</w:t>
+      </w:r>
+    </w:p>
+    <w:p>
+      <w:pPr>
+        <w:pStyle w:val="Standard"/>
+        <w:autoSpaceDE w:val="0"/>
+        <w:spacing w:line="360" w:lineRule="auto"/>
+        <w:rPr>
+          <w:rFonts w:ascii="TimesNewRomanPSMT" w:eastAsia="TimesNewRomanPSMT" w:hAnsi="TimesNewRomanPSMT" w:cs="TimesNewRomanPSMT"/>
+          <w:color w:val="000000"/>
+        </w:rPr>
+      </w:pPr>
+      <w:r>
+        <w:rPr>
+          <w:rFonts w:ascii="TimesNewRomanPSMT" w:eastAsia="TimesNewRomanPSMT" w:hAnsi="TimesNewRomanPSMT" w:cs="TimesNewRomanPSMT"/>
+          <w:color w:val="000000"/>
+        </w:rPr>
+        <w:t>студент гр.5130901/50001</w:t>
+      </w:r>
+      <w:r>
+        <w:rPr>
+          <w:rFonts w:ascii="TimesNewRomanPSMT" w:eastAsia="TimesNewRomanPSMT" w:hAnsi="TimesNewRomanPSMT" w:cs="TimesNewRomanPSMT"/>
+          <w:color w:val="000000"/>
+        </w:rPr>
+        <w:tab/>
+      </w:r>
+      <w:r>
+        <w:rPr>
+          <w:rFonts w:ascii="TimesNewRomanPSMT" w:eastAsia="TimesNewRomanPSMT" w:hAnsi="TimesNewRomanPSMT" w:cs="TimesNewRomanPSMT"/>
+          <w:color w:val="000000"/>
+        </w:rPr>
+        <w:tab/>
+      </w:r>
+      <w:r>
+        <w:rPr>
+          <w:rFonts w:ascii="TimesNewRomanPSMT" w:eastAsia="TimesNewRomanPSMT" w:hAnsi="TimesNewRomanPSMT" w:cs="TimesNewRomanPSMT"/>
+          <w:color w:val="000000"/>
+        </w:rPr>
+        <w:tab/>
+      </w:r>
+      <w:r>
+        <w:rPr>
+          <w:rFonts w:ascii="TimesNewRomanPSMT" w:eastAsia="TimesNewRomanPSMT" w:hAnsi="TimesNewRomanPSMT" w:cs="TimesNewRomanPSMT"/>
+          <w:color w:val="000000"/>
+        </w:rPr>
+        <w:tab/>
+      </w:r>
+      <w:r>
+        <w:rPr>
+          <w:rFonts w:ascii="TimesNewRomanPSMT" w:eastAsia="TimesNewRomanPSMT" w:hAnsi="TimesNewRomanPSMT" w:cs="TimesNewRomanPSMT"/>
+          <w:color w:val="000000"/>
+        </w:rPr>
+        <w:tab/>
+        <w:t>_____________Хемат Мохаммад</w:t>
+      </w:r>
+    </w:p>
+    <w:p>
+      <w:pPr>
+        <w:pStyle w:val="Standard"/>
+        <w:autoSpaceDE w:val="0"/>
+        <w:spacing w:line="360" w:lineRule="auto"/>
+        <w:rPr>
+          <w:rFonts w:ascii="TimesNewRomanPSMT" w:eastAsia="TimesNewRomanPSMT" w:hAnsi="TimesNewRomanPSMT" w:cs="TimesNewRomanPSMT"/>
+          <w:color w:val="000000"/>
+        </w:rPr>
+      </w:pPr>
+      <w:r>
+        <w:rPr>
+          <w:rFonts w:ascii="TimesNewRomanPSMT" w:eastAsia="TimesNewRomanPSMT" w:hAnsi="TimesNewRomanPSMT" w:cs="TimesNewRomanPSMT"/>
+          <w:color w:val="000000"/>
+        </w:rPr>
+        <w:tab/>
+      </w:r>
+      <w:r>
+        <w:rPr>
+          <w:rFonts w:ascii="TimesNewRomanPSMT" w:eastAsia="TimesNewRomanPSMT" w:hAnsi="TimesNewRomanPSMT" w:cs="TimesNewRomanPSMT"/>
+          <w:color w:val="000000"/>
+        </w:rPr>
+        <w:tab/>
+      </w:r>
+      <w:r>
+        <w:rPr>
+          <w:rFonts w:ascii="TimesNewRomanPSMT" w:eastAsia="TimesNewRomanPSMT" w:hAnsi="TimesNewRomanPSMT" w:cs="TimesNewRomanPSMT"/>
+          <w:color w:val="000000"/>
+        </w:rPr>
+        <w:tab/>
+      </w:r>
+      <w:r>
+        <w:rPr>
+          <w:rFonts w:ascii="TimesNewRomanPSMT" w:eastAsia="TimesNewRomanPSMT" w:hAnsi="TimesNewRomanPSMT" w:cs="TimesNewRomanPSMT"/>
+          <w:color w:val="000000"/>
+        </w:rPr>
+        <w:tab/>
+      </w:r>
+      <w:r>
+        <w:rPr>
+          <w:rFonts w:ascii="TimesNewRomanPSMT" w:eastAsia="TimesNewRomanPSMT" w:hAnsi="TimesNewRomanPSMT" w:cs="TimesNewRomanPSMT"/>
+          <w:color w:val="000000"/>
+        </w:rPr>
+        <w:tab/>
+      </w:r>
+      <w:r>
+        <w:rPr>
+          <w:rFonts w:ascii="TimesNewRomanPSMT" w:eastAsia="TimesNewRomanPSMT" w:hAnsi="TimesNewRomanPSMT" w:cs="TimesNewRomanPSMT"/>
+          <w:color w:val="000000"/>
+        </w:rPr>
+        <w:tab/>
+      </w:r>
+      <w:r>
+        <w:rPr>
+          <w:rFonts w:ascii="TimesNewRomanPSMT" w:eastAsia="TimesNewRomanPSMT" w:hAnsi="TimesNewRomanPSMT" w:cs="TimesNewRomanPSMT"/>
+          <w:color w:val="000000"/>
+        </w:rPr>
+        <w:tab/>
+      </w:r>
+      <w:r>
+        <w:rPr>
+          <w:rFonts w:ascii="TimesNewRomanPSMT" w:eastAsia="TimesNewRomanPSMT" w:hAnsi="TimesNewRomanPSMT" w:cs="TimesNewRomanPSMT"/>
+          <w:color w:val="000000"/>
+        </w:rPr>
+        <w:tab/>
+        <w:t>подпись, дата</w:t>
+      </w:r>
+    </w:p>
+    <w:p>
+      <w:pPr>
+        <w:pStyle w:val="Standard"/>
+        <w:autoSpaceDE w:val="0"/>
+        <w:spacing w:line="360" w:lineRule="auto"/>
+        <w:rPr>
+          <w:rFonts w:ascii="TimesNewRomanPSMT" w:eastAsia="TimesNewRomanPSMT" w:hAnsi="TimesNewRomanPSMT" w:cs="TimesNewRomanPSMT"/>
+          <w:color w:val="000000"/>
+        </w:rPr>
+      </w:pPr>
+    </w:p>
+    <w:p>
+      <w:pPr>
+        <w:pStyle w:val="Standard"/>
+        <w:autoSpaceDE w:val="0"/>
+        <w:spacing w:line="360" w:lineRule="auto"/>
+        <w:rPr>
+          <w:rFonts w:ascii="TimesNewRomanPSMT" w:eastAsia="TimesNewRomanPSMT" w:hAnsi="TimesNewRomanPSMT" w:cs="TimesNewRomanPSMT"/>
+          <w:b/>
+          <w:bCs/>
+          <w:color w:val="000000"/>
+        </w:rPr>
+      </w:pPr>
+      <w:r>
+        <w:rPr>
+          <w:rFonts w:ascii="TimesNewRomanPSMT" w:eastAsia="TimesNewRomanPSMT" w:hAnsi="TimesNewRomanPSMT" w:cs="TimesNewRomanPSMT"/>
+          <w:b/>
+          <w:bCs/>
+          <w:color w:val="000000"/>
+        </w:rPr>
+        <w:t>Проверил</w:t>
+      </w:r>
+    </w:p>
+    <w:p>
+      <w:pPr>
+        <w:pStyle w:val="Standard"/>
+        <w:autoSpaceDE w:val="0"/>
+        <w:spacing w:line="360" w:lineRule="auto"/>
+        <w:rPr>
+          <w:rFonts w:ascii="TimesNewRomanPSMT" w:eastAsia="TimesNewRomanPSMT" w:hAnsi="TimesNewRomanPSMT" w:cs="TimesNewRomanPSMT"/>
+          <w:color w:val="000000"/>
+        </w:rPr>
+      </w:pPr>
+      <w:r>
+        <w:rPr>
+          <w:rFonts w:ascii="TimesNewRomanPSMT" w:eastAsia="TimesNewRomanPSMT" w:hAnsi="TimesNewRomanPSMT" w:cs="TimesNewRomanPSMT"/>
+          <w:color w:val="000000"/>
+        </w:rPr>
+        <w:t>ассистент</w:t>
+      </w:r>
+      <w:r>
+        <w:rPr>
+          <w:rFonts w:ascii="TimesNewRomanPSMT" w:eastAsia="TimesNewRomanPSMT" w:hAnsi="TimesNewRomanPSMT" w:cs="TimesNewRomanPSMT"/>
+          <w:color w:val="000000"/>
+        </w:rPr>
+        <w:tab/>
+      </w:r>
+      <w:r>
+        <w:rPr>
+          <w:rFonts w:ascii="TimesNewRomanPSMT" w:eastAsia="TimesNewRomanPSMT" w:hAnsi="TimesNewRomanPSMT" w:cs="TimesNewRomanPSMT"/>
+          <w:color w:val="000000"/>
+        </w:rPr>
+        <w:tab/>
+      </w:r>
+      <w:r>
+        <w:rPr>
+          <w:rFonts w:ascii="TimesNewRomanPSMT" w:eastAsia="TimesNewRomanPSMT" w:hAnsi="TimesNewRomanPSMT" w:cs="TimesNewRomanPSMT"/>
+          <w:color w:val="000000"/>
+        </w:rPr>
+        <w:tab/>
+      </w:r>
+      <w:r>
+        <w:rPr>
+          <w:rFonts w:ascii="TimesNewRomanPSMT" w:eastAsia="TimesNewRomanPSMT" w:hAnsi="TimesNewRomanPSMT" w:cs="TimesNewRomanPSMT"/>
+          <w:color w:val="000000"/>
+        </w:rPr>
+        <w:tab/>
+      </w:r>
+      <w:r>
+        <w:rPr>
+          <w:rFonts w:ascii="TimesNewRomanPSMT" w:eastAsia="TimesNewRomanPSMT" w:hAnsi="TimesNewRomanPSMT" w:cs="TimesNewRomanPSMT"/>
+          <w:color w:val="000000"/>
+        </w:rPr>
+        <w:tab/>
+        <w:t xml:space="preserve">                    _________________ Астахов А.М.</w:t>
+      </w:r>
+    </w:p>
+    <w:p>
+      <w:pPr>
+        <w:pStyle w:val="Standard"/>
+        <w:autoSpaceDE w:val="0"/>
+        <w:spacing w:line="360" w:lineRule="auto"/>
+        <w:rPr>
+          <w:rFonts w:ascii="TimesNewRomanPSMT" w:eastAsia="TimesNewRomanPSMT" w:hAnsi="TimesNewRomanPSMT" w:cs="TimesNewRomanPSMT"/>
+          <w:color w:val="000000"/>
+        </w:rPr>
+      </w:pPr>
+      <w:r>
+        <w:rPr>
+          <w:rFonts w:ascii="TimesNewRomanPSMT" w:eastAsia="TimesNewRomanPSMT" w:hAnsi="TimesNewRomanPSMT" w:cs="TimesNewRomanPSMT"/>
+          <w:color w:val="000000"/>
+        </w:rPr>
+        <w:tab/>
+      </w:r>
+      <w:r>
+        <w:rPr>
+          <w:rFonts w:ascii="TimesNewRomanPSMT" w:eastAsia="TimesNewRomanPSMT" w:hAnsi="TimesNewRomanPSMT" w:cs="TimesNewRomanPSMT"/>
+          <w:color w:val="000000"/>
+        </w:rPr>
+        <w:tab/>
+      </w:r>
+      <w:r>
+        <w:rPr>
+          <w:rFonts w:ascii="TimesNewRomanPSMT" w:eastAsia="TimesNewRomanPSMT" w:hAnsi="TimesNewRomanPSMT" w:cs="TimesNewRomanPSMT"/>
+          <w:color w:val="000000"/>
+        </w:rPr>
+        <w:tab/>
+      </w:r>
+      <w:r>
+        <w:rPr>
+          <w:rFonts w:ascii="TimesNewRomanPSMT" w:eastAsia="TimesNewRomanPSMT" w:hAnsi="TimesNewRomanPSMT" w:cs="TimesNewRomanPSMT"/>
+          <w:color w:val="000000"/>
+        </w:rPr>
+        <w:tab/>
+      </w:r>
+      <w:r>
+        <w:rPr>
+          <w:rFonts w:ascii="TimesNewRomanPSMT" w:eastAsia="TimesNewRomanPSMT" w:hAnsi="TimesNewRomanPSMT" w:cs="TimesNewRomanPSMT"/>
+          <w:color w:val="000000"/>
+        </w:rPr>
+        <w:tab/>
+      </w:r>
+      <w:r>
+        <w:rPr>
+          <w:rFonts w:ascii="TimesNewRomanPSMT" w:eastAsia="TimesNewRomanPSMT" w:hAnsi="TimesNewRomanPSMT" w:cs="TimesNewRomanPSMT"/>
+          <w:color w:val="000000"/>
+        </w:rPr>
+        <w:tab/>
+      </w:r>
+      <w:r>
+        <w:rPr>
+          <w:rFonts w:ascii="TimesNewRomanPSMT" w:eastAsia="TimesNewRomanPSMT" w:hAnsi="TimesNewRomanPSMT" w:cs="TimesNewRomanPSMT"/>
+          <w:color w:val="000000"/>
+        </w:rPr>
+        <w:tab/>
+      </w:r>
+      <w:r>
+        <w:rPr>
+          <w:rFonts w:ascii="TimesNewRomanPSMT" w:eastAsia="TimesNewRomanPSMT" w:hAnsi="TimesNewRomanPSMT" w:cs="TimesNewRomanPSMT"/>
+          <w:color w:val="000000"/>
+        </w:rPr>
+        <w:tab/>
+        <w:t>подпись, дата</w:t>
+      </w:r>
+    </w:p>
+    <w:p>
+      <w:pPr>
+        <w:pStyle w:val="Standard"/>
+        <w:autoSpaceDE w:val="0"/>
+        <w:spacing w:line="360" w:lineRule="auto"/>
+        <w:rPr>
+          <w:rFonts w:ascii="TimesNewRomanPSMT" w:eastAsia="TimesNewRomanPSMT" w:hAnsi="TimesNewRomanPSMT" w:cs="TimesNewRomanPSMT"/>
+          <w:color w:val="000000"/>
+        </w:rPr>
+      </w:pPr>
+    </w:p>
+    <w:p>
+      <w:pPr>
+        <w:pStyle w:val="Standard"/>
+        <w:autoSpaceDE w:val="0"/>
+        <w:spacing w:line="360" w:lineRule="auto"/>
+        <w:rPr>
+          <w:rFonts w:ascii="TimesNewRomanPSMT" w:eastAsia="TimesNewRomanPSMT" w:hAnsi="TimesNewRomanPSMT" w:cs="TimesNewRomanPSMT"/>
+          <w:color w:val="000000"/>
+        </w:rPr>
+      </w:pPr>
+    </w:p>
+    <w:p>
+      <w:pPr>
+        <w:pStyle w:val="Standard"/>
+        <w:autoSpaceDE w:val="0"/>
+        <w:spacing w:line="360" w:lineRule="auto"/>
+        <w:rPr>
+          <w:rFonts w:ascii="TimesNewRomanPSMT" w:eastAsia="TimesNewRomanPSMT" w:hAnsi="TimesNewRomanPSMT" w:cs="TimesNewRomanPSMT"/>
+          <w:color w:val="000000"/>
+        </w:rPr>
+      </w:pPr>
+    </w:p>
+    <w:p>
+      <w:pPr>
+        <w:pStyle w:val="Standard"/>
+        <w:autoSpaceDE w:val="0"/>
+        <w:spacing w:line="360" w:lineRule="auto"/>
+        <w:rPr>
+          <w:rFonts w:ascii="TimesNewRomanPSMT" w:eastAsia="TimesNewRomanPSMT" w:hAnsi="TimesNewRomanPSMT" w:cs="TimesNewRomanPSMT"/>
+          <w:color w:val="000000"/>
+        </w:rPr>
+      </w:pPr>
+    </w:p>
+    <w:p>
+      <w:pPr>
+        <w:pStyle w:val="Standard"/>
+        <w:autoSpaceDE w:val="0"/>
+        <w:spacing w:line="360" w:lineRule="auto"/>
+        <w:rPr>
+          <w:rFonts w:ascii="TimesNewRomanPSMT" w:eastAsia="TimesNewRomanPSMT" w:hAnsi="TimesNewRomanPSMT" w:cs="TimesNewRomanPSMT"/>
+          <w:color w:val="000000"/>
+        </w:rPr>
+      </w:pPr>
+    </w:p>
+    <w:p>
+      <w:pPr>
+        <w:pStyle w:val="Standard"/>
+        <w:autoSpaceDE w:val="0"/>
+        <w:spacing w:line="360" w:lineRule="auto"/>
         <w:jc w:val="center"/>
         <w:rPr>
-          <w:lang w:val="ru-RU"/>
-        </w:rPr>
-      </w:pPr>
-      <w:r>
-        <w:rPr>
-          <w:sz w:val="28"/>
-          <w:lang w:val="ru-RU"/>
-        </w:rPr>
-        <w:t>на тему: «Методы сортировки»</w:t>
-      </w:r>
-    </w:p>
-    <w:p>
-      <w:pPr>
-        <w:pStyle w:val="CenterSubtitle"/>
-        <w:rPr>
-          <w:lang w:val="ru-RU"/>
-        </w:rPr>
-      </w:pPr>
-    </w:p>
-    <w:p>
-      <w:pPr>
-        <w:pStyle w:val="CenterSubtitle"/>
-        <w:rPr>
-          <w:lang w:val="ru-RU"/>
-        </w:rPr>
-      </w:pPr>
-    </w:p>
-    <w:p>
-      <w:pPr>
-        <w:pStyle w:val="BodyNoIndent"/>
-        <w:rPr>
-          <w:lang w:val="ru-RU"/>
-        </w:rPr>
-      </w:pPr>
-      <w:r>
-        <w:rPr>
-          <w:lang w:val="ru-RU"/>
-        </w:rPr>
-        <w:t>Выполнил:</w:t>
-      </w:r>
-    </w:p>
-    <w:p>
-      <w:pPr>
-        <w:pStyle w:val="BodyNoIndent"/>
-        <w:rPr>
-          <w:lang w:val="ru-RU"/>
-        </w:rPr>
-      </w:pPr>
-      <w:r>
-        <w:rPr>
-          <w:lang w:val="ru-RU"/>
-        </w:rPr>
-        <w:t xml:space="preserve">студент гр. 5130901/50001      </w:t>
-      </w:r>
-      <w:r>
-        <w:rPr>
-          <w:lang w:val="ru-RU"/>
-        </w:rPr>
-        <w:tab/>
-      </w:r>
-      <w:r>
-        <w:rPr>
-          <w:lang w:val="ru-RU"/>
-        </w:rPr>
-        <w:tab/>
-      </w:r>
-      <w:r>
-        <w:rPr>
-          <w:lang w:val="ru-RU"/>
-        </w:rPr>
-        <w:tab/>
-      </w:r>
-      <w:r>
-        <w:rPr>
-          <w:lang w:val="ru-RU"/>
-        </w:rPr>
-        <w:t xml:space="preserve">  ___</w:t>
-      </w:r>
-      <w:r>
-        <w:rPr>
-          <w:lang w:val="ru-RU"/>
-        </w:rPr>
-        <w:t>_________ Мохаммад Хемат</w:t>
-      </w:r>
-    </w:p>
-    <w:p>
-      <w:pPr>
-        <w:pStyle w:val="BodyNoIndent"/>
-        <w:rPr>
-          <w:lang w:val="ru-RU"/>
-        </w:rPr>
-      </w:pPr>
-      <w:r>
-        <w:rPr>
-          <w:lang w:val="ru-RU"/>
-        </w:rPr>
-        <w:t>подпись, дата</w:t>
-      </w:r>
-    </w:p>
-    <w:p>
-      <w:pPr>
-        <w:pStyle w:val="BodyNoIndent"/>
-        <w:rPr>
-          <w:lang w:val="ru-RU"/>
-        </w:rPr>
-      </w:pPr>
-    </w:p>
-    <w:p>
-      <w:pPr>
-        <w:pStyle w:val="BodyNoIndent"/>
-        <w:rPr>
-          <w:lang w:val="ru-RU"/>
-        </w:rPr>
-      </w:pPr>
-      <w:r>
-        <w:rPr>
-          <w:lang w:val="ru-RU"/>
-        </w:rPr>
-        <w:t>Проверил:</w:t>
-      </w:r>
-    </w:p>
-    <w:p>
-      <w:pPr>
-        <w:pStyle w:val="BodyNoIndent"/>
-        <w:rPr>
-          <w:lang w:val="ru-RU"/>
-        </w:rPr>
-      </w:pPr>
-      <w:r>
-        <w:rPr>
-          <w:lang w:val="ru-RU"/>
-        </w:rPr>
-        <w:t xml:space="preserve">ассистент       </w:t>
-      </w:r>
-      <w:r>
-        <w:rPr>
-          <w:lang w:val="ru-RU"/>
-        </w:rPr>
-        <w:tab/>
-      </w:r>
-      <w:r>
-        <w:rPr>
-          <w:lang w:val="ru-RU"/>
-        </w:rPr>
-        <w:tab/>
-      </w:r>
-      <w:r>
-        <w:rPr>
-          <w:lang w:val="ru-RU"/>
-        </w:rPr>
-        <w:tab/>
-      </w:r>
-      <w:r>
-        <w:rPr>
-          <w:lang w:val="ru-RU"/>
-        </w:rPr>
-        <w:tab/>
-      </w:r>
-      <w:r>
-        <w:rPr>
-          <w:lang w:val="ru-RU"/>
-        </w:rPr>
-        <w:tab/>
-      </w:r>
-      <w:r>
-        <w:rPr>
-          <w:lang w:val="ru-RU"/>
-        </w:rPr>
-        <w:tab/>
-      </w:r>
-      <w:r>
-        <w:rPr>
-          <w:lang w:val="ru-RU"/>
-        </w:rPr>
-        <w:t xml:space="preserve"> _________________ Астахов А.М.</w:t>
-      </w:r>
-    </w:p>
-    <w:p>
-      <w:pPr>
-        <w:pStyle w:val="BodyNoIndent"/>
-        <w:rPr>
-          <w:lang w:val="ru-RU"/>
-        </w:rPr>
-      </w:pPr>
-      <w:r>
-        <w:rPr>
-          <w:lang w:val="ru-RU"/>
-        </w:rPr>
-        <w:t>подпись, дата</w:t>
-      </w:r>
-    </w:p>
-    <w:p>
-      <w:pPr>
-        <w:pStyle w:val="CenterSubtitle"/>
-        <w:rPr>
-          <w:lang w:val="ru-RU"/>
-        </w:rPr>
-      </w:pPr>
-    </w:p>
-    <w:p>
-      <w:pPr>
-        <w:pStyle w:val="CenterSubtitle"/>
-        <w:rPr>
-          <w:lang w:val="ru-RU"/>
-        </w:rPr>
-      </w:pPr>
-    </w:p>
-    <w:p>
-      <w:pPr>
-        <w:pStyle w:val="CenterSubtitle"/>
-        <w:rPr>
-          <w:lang w:val="ru-RU"/>
-        </w:rPr>
-      </w:pPr>
-    </w:p>
-    <w:p>
-      <w:pPr>
-        <w:pStyle w:val="CenterSubtitle"/>
-        <w:rPr>
-          <w:lang w:val="ru-RU"/>
-        </w:rPr>
-      </w:pPr>
-    </w:p>
-    <w:p>
-      <w:pPr>
-        <w:pStyle w:val="CenterSubtitle"/>
-        <w:rPr>
-          <w:lang w:val="ru-RU"/>
-        </w:rPr>
-      </w:pPr>
-    </w:p>
-    <w:p>
-      <w:pPr>
-        <w:pStyle w:val="CenterSubtitle"/>
-        <w:rPr>
-          <w:lang w:val="ru-RU"/>
-        </w:rPr>
-      </w:pPr>
-      <w:r>
-        <w:rPr>
-          <w:lang w:val="ru-RU"/>
+          <w:rFonts w:ascii="Times-Roman" w:eastAsia="Times-Roman" w:hAnsi="Times-Roman" w:cs="Times-Roman"/>
+          <w:color w:val="000000"/>
+        </w:rPr>
+      </w:pPr>
+      <w:r>
+        <w:rPr>
+          <w:rFonts w:ascii="Times-Roman" w:eastAsia="Times-Roman" w:hAnsi="Times-Roman" w:cs="Times-Roman"/>
+          <w:color w:val="000000"/>
         </w:rPr>
         <w:t>Санкт-Петербург</w:t>
       </w:r>
     </w:p>
     <w:p>
       <w:pPr>
-        <w:pStyle w:val="CenterSubtitle"/>
-        <w:rPr>
-          <w:lang w:val="ru-RU"/>
-        </w:rPr>
-      </w:pPr>
-      <w:r>
-        <w:rPr>
-          <w:lang w:val="ru-RU"/>
-        </w:rPr>
-        <w:t>2026</w:t>
-      </w:r>
-    </w:p>
-    <w:p>
-      <w:pPr>
-        <w:rPr>
-          <w:lang w:val="ru-RU"/>
-        </w:rPr>
-      </w:pPr>
-      <w:r>
-        <w:br w:type="page"/>
+        <w:pStyle w:val="Standard"/>
+        <w:autoSpaceDE w:val="0"/>
+        <w:spacing w:line="360" w:lineRule="auto"/>
+        <w:jc w:val="center"/>
+        <w:rPr>
+          <w:rFonts w:ascii="Times-Roman" w:eastAsia="Times-Roman" w:hAnsi="Times-Roman" w:cs="Times-Roman"/>
+          <w:color w:val="000000"/>
+        </w:rPr>
+      </w:pPr>
+      <w:r>
+        <w:rPr>
+          <w:rFonts w:ascii="Times-Roman" w:eastAsia="Times-Roman" w:hAnsi="Times-Roman" w:cs="Times-Roman"/>
+          <w:color w:val="000000"/>
+        </w:rPr>
+        <w:t xml:space="preserve"> 2026</w:t>
       </w:r>
     </w:p>
     <w:sdt>
       <w:sdtPr>
+        <w:rPr>
+          <w:b w:val="0"/>
+          <w:sz w:val="24"/>
+        </w:rPr>
         <w:id w:val="-1067268707"/>
         <w:docPartObj>
           <w:docPartGallery w:val="Table of Contents"/>
@@ -483,7 +762,6 @@
         <w:rPr>
           <w:bCs/>
           <w:noProof/>
-          <w:sz w:val="24"/>
         </w:rPr>
       </w:sdtEndPr>
       <w:sdtContent>
@@ -889,11 +1167,6 @@
     </w:p>
     <w:p>
       <w:pPr>
-        <w:jc w:val="both"/>
-      </w:pPr>
-    </w:p>
-    <w:p>
-      <w:pPr>
         <w:pStyle w:val="Heading1"/>
         <w:jc w:val="center"/>
         <w:rPr>
@@ -901,15 +1174,17 @@
           <w:lang w:val="ru-RU"/>
         </w:rPr>
       </w:pPr>
-      <w:bookmarkStart w:id="0" w:name="_Toc228306505"/>
-      <w:r>
-        <w:rPr>
+      <w:bookmarkStart w:id="1" w:name="_Toc228306505"/>
+      <w:r>
+        <w:rPr>
+          <w:rFonts w:asciiTheme="majorBidi" w:hAnsiTheme="majorBidi"/>
           <w:color w:val="000000" w:themeColor="text1"/>
           <w:lang w:val="ru-RU"/>
         </w:rPr>
+        <w:lastRenderedPageBreak/>
         <w:t>РЕФЕРАТ</w:t>
       </w:r>
-      <w:bookmarkEnd w:id="0"/>
+      <w:bookmarkEnd w:id="1"/>
     </w:p>
     <w:p>
       <w:pPr>
@@ -953,13 +1228,22 @@
         <w:rPr>
           <w:lang w:val="ru-RU"/>
         </w:rPr>
-        <w:t>Объектом исследования яв</w:t>
-      </w:r>
-      <w:r>
+        <w:t>Объектом исследования является обработка матрицы целых чисел с использованием различных алгоритмов сортировки и сравнительный анализ их эффективности.</w:t>
+      </w:r>
+    </w:p>
+    <w:p>
+      <w:pPr>
+        <w:pStyle w:val="BodyTextCustom"/>
+        <w:jc w:val="both"/>
         <w:rPr>
           <w:lang w:val="ru-RU"/>
         </w:rPr>
-        <w:t>ляется обработка матрицы целых чисел с использованием различных алгоритмов сортировки и сравнительный анализ их эффективности.</w:t>
+      </w:pPr>
+      <w:r>
+        <w:rPr>
+          <w:lang w:val="ru-RU"/>
+        </w:rPr>
+        <w:t>Цель работы — изучить и реализовать алгоритмы сортировки (пузырьковую, выбором, вставками, Шелла и быструю), а также выполнить сравнение их эффективности по числу сравнений и перестановок (перемещений).</w:t>
       </w:r>
     </w:p>
     <w:p>
@@ -974,49 +1258,16 @@
         <w:rPr>
           <w:lang w:val="ru-RU"/>
         </w:rPr>
-        <w:t>Цель работы — изучить и реализовать алгоритмы сортировки (пузырьковую, выбором, вставками, Шелла и быструю), а также выполнить ср</w:t>
+        <w:t xml:space="preserve">В ходе выполнения работы разработана программа на </w:t>
+      </w:r>
+      <w:r>
+        <w:t>C</w:t>
       </w:r>
       <w:r>
         <w:rPr>
           <w:lang w:val="ru-RU"/>
         </w:rPr>
-        <w:t>авнение их эффективности по числу сравнений и перестановок (перемещений).</w:t>
-      </w:r>
-    </w:p>
-    <w:p>
-      <w:pPr>
-        <w:pStyle w:val="BodyTextCustom"/>
-        <w:jc w:val="both"/>
-        <w:rPr>
-          <w:lang w:val="ru-RU"/>
-        </w:rPr>
-      </w:pPr>
-      <w:r>
-        <w:rPr>
-          <w:lang w:val="ru-RU"/>
-        </w:rPr>
-        <w:t xml:space="preserve">В ходе выполнения работы разработана программа на </w:t>
-      </w:r>
-      <w:r>
-        <w:t>C</w:t>
-      </w:r>
-      <w:r>
-        <w:rPr>
-          <w:lang w:val="ru-RU"/>
-        </w:rPr>
-        <w:t>++, которая для заданной матрицы выполняет два этапа обработки: (1) сортировку цифр каждого числа по убыванию и (2) сортировку чисе</w:t>
-      </w:r>
-      <w:r>
-        <w:rPr>
-          <w:lang w:val="ru-RU"/>
-        </w:rPr>
-        <w:t>л в каждой строке по возрастанию. Каждый из пяти алгоритмов сортировки применяется к одинаковым исходным данным (используется копия исходной матрицы), после чего выводится полученная матрица и вычисляются показатели эффективности. По результатам эксперимен</w:t>
-      </w:r>
-      <w:r>
-        <w:rPr>
-          <w:lang w:val="ru-RU"/>
-        </w:rPr>
-        <w:t>тов сформирована сравнительная таблица.</w:t>
+        <w:t>++, которая для заданной матрицы выполняет два этапа обработки: (1) сортировку цифр каждого числа по убыванию и (2) сортировку чисел в каждой строке по возрастанию. Каждый из пяти алгоритмов сортировки применяется к одинаковым исходным данным (используется копия исходной матрицы), после чего выводится полученная матрица и вычисляются показатели эффективности. По результатам экспериментов сформирована сравнительная таблица.</w:t>
       </w:r>
     </w:p>
     <w:p>
@@ -1038,20 +1289,22 @@
         <w:pStyle w:val="Heading1"/>
         <w:jc w:val="center"/>
         <w:rPr>
+          <w:rFonts w:asciiTheme="majorBidi" w:hAnsiTheme="majorBidi"/>
           <w:color w:val="000000" w:themeColor="text1"/>
           <w:lang w:val="ru-RU"/>
         </w:rPr>
       </w:pPr>
-      <w:bookmarkStart w:id="1" w:name="_Toc228306506"/>
-      <w:r>
-        <w:rPr>
+      <w:bookmarkStart w:id="2" w:name="_Toc228306506"/>
+      <w:r>
+        <w:rPr>
+          <w:rFonts w:asciiTheme="majorBidi" w:hAnsiTheme="majorBidi"/>
           <w:color w:val="000000" w:themeColor="text1"/>
           <w:lang w:val="ru-RU"/>
         </w:rPr>
         <w:lastRenderedPageBreak/>
         <w:t>ЗАДАНИЕ</w:t>
       </w:r>
-      <w:bookmarkEnd w:id="1"/>
+      <w:bookmarkEnd w:id="2"/>
     </w:p>
     <w:p>
       <w:pPr>
@@ -1073,13 +1326,37 @@
         <w:rPr>
           <w:lang w:val="ru-RU"/>
         </w:rPr>
-        <w:t>Лабораторная работа № 6 посвящена изучению методов сортировки. В рамках работы требуется составить программу для сортировки данных несколькими алгоритмами и выполнить сравнение их эффективности на одинаковы</w:t>
-      </w:r>
-      <w:r>
+        <w:t>Лабораторная работа № 6 посвящена изучению методов сортировки. В рамках работы требуется составить программу для сортировки данных несколькими алгоритмами и выполнить сравнение их эффективности на одинаковых исходных данных.</w:t>
+      </w:r>
+    </w:p>
+    <w:p>
+      <w:pPr>
+        <w:pStyle w:val="BodyNoIndent"/>
+        <w:jc w:val="both"/>
         <w:rPr>
           <w:lang w:val="ru-RU"/>
         </w:rPr>
-        <w:t>х исходных данных.</w:t>
+      </w:pPr>
+      <w:r>
+        <w:rPr>
+          <w:lang w:val="ru-RU"/>
+        </w:rPr>
+        <w:t>Вариант 27:</w:t>
+      </w:r>
+    </w:p>
+    <w:p>
+      <w:pPr>
+        <w:pStyle w:val="BodyTextCustom"/>
+        <w:jc w:val="both"/>
+        <w:rPr>
+          <w:lang w:val="ru-RU"/>
+        </w:rPr>
+      </w:pPr>
+      <w:r>
+        <w:rPr>
+          <w:lang w:val="ru-RU"/>
+        </w:rPr>
+        <w:t>Составить программу для сортировки данных методами: пузырьковой сортировки, сортировки выбором, сортировки вставками, сортировки Шелла и быстрой сортировки.</w:t>
       </w:r>
     </w:p>
     <w:p>
@@ -1094,7 +1371,7 @@
         <w:rPr>
           <w:lang w:val="ru-RU"/>
         </w:rPr>
-        <w:t>Вариант 27:</w:t>
+        <w:t>Исходные данные:</w:t>
       </w:r>
     </w:p>
     <w:p>
@@ -1109,7 +1386,25 @@
         <w:rPr>
           <w:lang w:val="ru-RU"/>
         </w:rPr>
-        <w:t>Составить программу для сортировки данных методами: пузырьковой сортировки, сортировки выбором, сортировки вставками, сортировки Шелла и быстрой сортировки.</w:t>
+        <w:t xml:space="preserve">Матрица целых чисел размером </w:t>
+      </w:r>
+      <w:r>
+        <w:t>N</w:t>
+      </w:r>
+      <w:r>
+        <w:rPr>
+          <w:lang w:val="ru-RU"/>
+        </w:rPr>
+        <w:t>×</w:t>
+      </w:r>
+      <w:r>
+        <w:t>M</w:t>
+      </w:r>
+      <w:r>
+        <w:rPr>
+          <w:lang w:val="ru-RU"/>
+        </w:rPr>
+        <w:t>, вводимая пользователем вручную или генерируемая случайным образом.</w:t>
       </w:r>
     </w:p>
     <w:p>
@@ -1124,12 +1419,12 @@
         <w:rPr>
           <w:lang w:val="ru-RU"/>
         </w:rPr>
-        <w:t>Исходные данные:</w:t>
-      </w:r>
-    </w:p>
-    <w:p>
-      <w:pPr>
-        <w:pStyle w:val="BodyTextCustom"/>
+        <w:t>Требуется:</w:t>
+      </w:r>
+    </w:p>
+    <w:p>
+      <w:pPr>
+        <w:pStyle w:val="BodyNoIndent"/>
         <w:jc w:val="both"/>
         <w:rPr>
           <w:lang w:val="ru-RU"/>
@@ -1139,31 +1434,37 @@
         <w:rPr>
           <w:lang w:val="ru-RU"/>
         </w:rPr>
-        <w:t xml:space="preserve">Матрица целых чисел размером </w:t>
-      </w:r>
-      <w:r>
-        <w:t>N</w:t>
-      </w:r>
-      <w:r>
+        <w:t>1) Для каждого элемента матрицы упорядочить цифры числа по убыванию и записать полученное значение обратно в матрицу.</w:t>
+      </w:r>
+    </w:p>
+    <w:p>
+      <w:pPr>
+        <w:pStyle w:val="BodyNoIndent"/>
+        <w:jc w:val="both"/>
         <w:rPr>
           <w:lang w:val="ru-RU"/>
         </w:rPr>
-        <w:t>×</w:t>
-      </w:r>
-      <w:r>
-        <w:t>M</w:t>
-      </w:r>
+      </w:pPr>
       <w:r>
         <w:rPr>
           <w:lang w:val="ru-RU"/>
         </w:rPr>
-        <w:t>, вводимая пользова</w:t>
-      </w:r>
-      <w:r>
+        <w:t>2) После обработки всех элементов выполнить сортировку элементов каждой строки по возрастанию.</w:t>
+      </w:r>
+    </w:p>
+    <w:p>
+      <w:pPr>
+        <w:pStyle w:val="BodyNoIndent"/>
+        <w:jc w:val="both"/>
         <w:rPr>
           <w:lang w:val="ru-RU"/>
         </w:rPr>
-        <w:t>телем вручную или генерируемая случайным образом.</w:t>
+      </w:pPr>
+      <w:r>
+        <w:rPr>
+          <w:lang w:val="ru-RU"/>
+        </w:rPr>
+        <w:t>3) Повторить пункты 1–2 для каждого из пяти алгоритмов сортировки, используя одну и ту же исходную матрицу (путем копирования).</w:t>
       </w:r>
     </w:p>
     <w:p>
@@ -1178,7 +1479,7 @@
         <w:rPr>
           <w:lang w:val="ru-RU"/>
         </w:rPr>
-        <w:t>Требуется:</w:t>
+        <w:t>4) Вывести исходную матрицу (один раз) и результаты работы каждого метода сортировки.</w:t>
       </w:r>
     </w:p>
     <w:p>
@@ -1193,79 +1494,7 @@
         <w:rPr>
           <w:lang w:val="ru-RU"/>
         </w:rPr>
-        <w:t>1) Для каждого элемента матрицы упорядочить цифры числа по убыванию и записать полученное значение обратно в матрицу.</w:t>
-      </w:r>
-    </w:p>
-    <w:p>
-      <w:pPr>
-        <w:pStyle w:val="BodyNoIndent"/>
-        <w:jc w:val="both"/>
-        <w:rPr>
-          <w:lang w:val="ru-RU"/>
-        </w:rPr>
-      </w:pPr>
-      <w:r>
-        <w:rPr>
-          <w:lang w:val="ru-RU"/>
-        </w:rPr>
-        <w:t>2) После обработки всех элементов выполнить сортировку элементов каждой строк</w:t>
-      </w:r>
-      <w:r>
-        <w:rPr>
-          <w:lang w:val="ru-RU"/>
-        </w:rPr>
-        <w:t>и по возрастанию.</w:t>
-      </w:r>
-    </w:p>
-    <w:p>
-      <w:pPr>
-        <w:pStyle w:val="BodyNoIndent"/>
-        <w:jc w:val="both"/>
-        <w:rPr>
-          <w:lang w:val="ru-RU"/>
-        </w:rPr>
-      </w:pPr>
-      <w:r>
-        <w:rPr>
-          <w:lang w:val="ru-RU"/>
-        </w:rPr>
-        <w:t>3) Повторить пункты 1–2 для каждого из пяти алгоритмов сортировки, используя одну и ту же исходную матрицу (путем копирования).</w:t>
-      </w:r>
-    </w:p>
-    <w:p>
-      <w:pPr>
-        <w:pStyle w:val="BodyNoIndent"/>
-        <w:jc w:val="both"/>
-        <w:rPr>
-          <w:lang w:val="ru-RU"/>
-        </w:rPr>
-      </w:pPr>
-      <w:r>
-        <w:rPr>
-          <w:lang w:val="ru-RU"/>
-        </w:rPr>
-        <w:t>4) Вывести исходную матрицу (один раз) и результаты работы каждого метода сортировки.</w:t>
-      </w:r>
-    </w:p>
-    <w:p>
-      <w:pPr>
-        <w:pStyle w:val="BodyNoIndent"/>
-        <w:jc w:val="both"/>
-        <w:rPr>
-          <w:lang w:val="ru-RU"/>
-        </w:rPr>
-      </w:pPr>
-      <w:r>
-        <w:rPr>
-          <w:lang w:val="ru-RU"/>
-        </w:rPr>
-        <w:t xml:space="preserve">5) Составить </w:t>
-      </w:r>
-      <w:r>
-        <w:rPr>
-          <w:lang w:val="ru-RU"/>
-        </w:rPr>
-        <w:t>сравнительную таблицу эффективности, содержащую число сравнений и перестановок (перемещений) для каждого метода.</w:t>
+        <w:t>5) Составить сравнительную таблицу эффективности, содержащую число сравнений и перестановок (перемещений) для каждого метода.</w:t>
       </w:r>
     </w:p>
     <w:p>
@@ -1287,20 +1516,22 @@
         <w:pStyle w:val="Heading1"/>
         <w:jc w:val="center"/>
         <w:rPr>
+          <w:rFonts w:asciiTheme="majorBidi" w:hAnsiTheme="majorBidi"/>
           <w:color w:val="000000" w:themeColor="text1"/>
           <w:lang w:val="ru-RU"/>
         </w:rPr>
       </w:pPr>
-      <w:bookmarkStart w:id="2" w:name="_Toc228306507"/>
-      <w:r>
-        <w:rPr>
+      <w:bookmarkStart w:id="3" w:name="_Toc228306507"/>
+      <w:r>
+        <w:rPr>
+          <w:rFonts w:asciiTheme="majorBidi" w:hAnsiTheme="majorBidi"/>
           <w:color w:val="000000" w:themeColor="text1"/>
           <w:lang w:val="ru-RU"/>
         </w:rPr>
         <w:lastRenderedPageBreak/>
         <w:t>ПРИМЕР РАБОТЫ ПРОГРАММЫ</w:t>
       </w:r>
-      <w:bookmarkEnd w:id="2"/>
+      <w:bookmarkEnd w:id="3"/>
     </w:p>
     <w:p>
       <w:pPr>
@@ -1703,13 +1934,7 @@
         <w:rPr>
           <w:lang w:val="ru-RU"/>
         </w:rPr>
-        <w:t xml:space="preserve"> для случайного ввода, программа создает мат</w:t>
-      </w:r>
-      <w:r>
-        <w:rPr>
-          <w:lang w:val="ru-RU"/>
-        </w:rPr>
-        <w:t>рицу со случайными числами и выполняет над ней необходимые операции, как показано на рисунках 3.4—3.7.</w:t>
+        <w:t xml:space="preserve"> для случайного ввода, программа создает матрицу со случайными числами и выполняет над ней необходимые операции, как показано на рисунках 3.4—3.7.</w:t>
       </w:r>
     </w:p>
     <w:p>
@@ -2036,13 +2261,7 @@
         <w:rPr>
           <w:lang w:val="ru-RU"/>
         </w:rPr>
-        <w:t>5) После выполнения всех алгоритмов сортиров</w:t>
-      </w:r>
-      <w:r>
-        <w:rPr>
-          <w:lang w:val="ru-RU"/>
-        </w:rPr>
-        <w:t>ки матрицы и вывода каждого результата на экран отображается таблица сравнений. Эта таблица содержит количество сравнений (</w:t>
+        <w:t>5) После выполнения всех алгоритмов сортировки матрицы и вывода каждого результата на экран отображается таблица сравнений. Эта таблица содержит количество сравнений (</w:t>
       </w:r>
       <w:r>
         <w:t>Comparisons</w:t>
@@ -2169,16 +2388,17 @@
           <w:lang w:val="ru-RU"/>
         </w:rPr>
       </w:pPr>
-      <w:bookmarkStart w:id="3" w:name="_Toc228306508"/>
-      <w:r>
-        <w:rPr>
+      <w:bookmarkStart w:id="4" w:name="_Toc228306508"/>
+      <w:r>
+        <w:rPr>
+          <w:rFonts w:asciiTheme="majorBidi" w:hAnsiTheme="majorBidi"/>
           <w:color w:val="000000" w:themeColor="text1"/>
           <w:lang w:val="ru-RU"/>
         </w:rPr>
         <w:lastRenderedPageBreak/>
         <w:t>ВЫВОД</w:t>
       </w:r>
-      <w:bookmarkEnd w:id="3"/>
+      <w:bookmarkEnd w:id="4"/>
     </w:p>
     <w:p>
       <w:pPr>
@@ -2201,13 +2421,22 @@
         <w:rPr>
           <w:lang w:val="ru-RU"/>
         </w:rPr>
-        <w:t>В ходе лабораторной работы была реализована программа обработки матрицы целых чисел с применением пяти методов сортировки: пузырькового, выбором, вставками, Шелла и быстрой сортировки. Каж</w:t>
-      </w:r>
-      <w:r>
+        <w:t>В ходе лабораторной работы была реализована программа обработки матрицы целых чисел с применением пяти методов сортировки: пузырькового, выбором, вставками, Шелла и быстрой сортировки. Каждый метод использовался в едином конвейере обработки: сортировка цифр каждого числа по убыванию и сортировка элементов каждой строки по возрастанию. Для корректного сравнения каждый алгоритм работал с копией исходной матрицы.</w:t>
+      </w:r>
+    </w:p>
+    <w:p>
+      <w:pPr>
+        <w:pStyle w:val="BodyNoIndent"/>
+        <w:jc w:val="both"/>
         <w:rPr>
           <w:lang w:val="ru-RU"/>
         </w:rPr>
-        <w:t>дый метод использовался в едином конвейере обработки: сортировка цифр каждого числа по убыванию и сортировка элементов каждой строки по возрастанию. Для корректного сравнения каждый алгоритм работал с копией исходной матрицы.</w:t>
+      </w:pPr>
+      <w:r>
+        <w:rPr>
+          <w:lang w:val="ru-RU"/>
+        </w:rPr>
+        <w:t>По результатам подсчета числа сравнений и перестановок (а также перемещений для методов, использующих сдвиги) установлено следующее:</w:t>
       </w:r>
     </w:p>
     <w:p>
@@ -2222,13 +2451,54 @@
         <w:rPr>
           <w:lang w:val="ru-RU"/>
         </w:rPr>
-        <w:t xml:space="preserve">По результатам подсчета числа </w:t>
-      </w:r>
+        <w:t>— Наиболее эффективным по совокупности показателей (</w:t>
+      </w:r>
+      <w:proofErr w:type="spellStart"/>
+      <w:r>
+        <w:t>cmp</w:t>
+      </w:r>
+      <w:proofErr w:type="spellEnd"/>
       <w:r>
         <w:rPr>
           <w:lang w:val="ru-RU"/>
         </w:rPr>
-        <w:t>сравнений и перестановок (а также перемещений для методов, использующих сдвиги) установлено следующее:</w:t>
+        <w:t xml:space="preserve"> и общему количеству операций) в большинстве запусков является быстрая сортировка, так как она имеет среднюю сложность </w:t>
+      </w:r>
+      <w:r>
+        <w:t>O</w:t>
+      </w:r>
+      <w:r>
+        <w:rPr>
+          <w:lang w:val="ru-RU"/>
+        </w:rPr>
+        <w:t>(</w:t>
+      </w:r>
+      <w:r>
+        <w:t>n</w:t>
+      </w:r>
+      <w:r>
+        <w:rPr>
+          <w:lang w:val="ru-RU"/>
+        </w:rPr>
+        <w:t xml:space="preserve"> </w:t>
+      </w:r>
+      <w:r>
+        <w:t>log</w:t>
+      </w:r>
+      <w:r>
+        <w:rPr>
+          <w:lang w:val="ru-RU"/>
+        </w:rPr>
+        <w:t xml:space="preserve"> </w:t>
+      </w:r>
+      <w:r>
+        <w:t>n</w:t>
+      </w:r>
+      <w:r>
+        <w:rPr>
+          <w:lang w:val="ru-RU"/>
+        </w:rPr>
+        <w:t>) и лучше масштабируется при увеличении размера строк.</w:t>
       </w:r>
     </w:p>
     <w:p>
@@ -2243,24 +2513,37 @@
         <w:rPr>
           <w:lang w:val="ru-RU"/>
         </w:rPr>
-        <w:t>— Наиболее эффективным по совокупности показателей (</w:t>
-      </w:r>
-      <w:proofErr w:type="spellStart"/>
-      <w:r>
-        <w:t>cmp</w:t>
-      </w:r>
-      <w:proofErr w:type="spellEnd"/>
-      <w:r>
+        <w:t>— Сортировка Шелла, как правило, занимает промежуточное положение: она заметно быстрее простых квадратичных методов и часто требует меньше перемещений, чем сортировка вставками на случайных данных.</w:t>
+      </w:r>
+    </w:p>
+    <w:p>
+      <w:pPr>
+        <w:pStyle w:val="BodyNoIndent"/>
+        <w:jc w:val="both"/>
         <w:rPr>
           <w:lang w:val="ru-RU"/>
         </w:rPr>
-        <w:t xml:space="preserve"> и общему количеству операций) в большинстве запусков является быстрая сортировка, так как она име</w:t>
-      </w:r>
+      </w:pPr>
       <w:r>
         <w:rPr>
           <w:lang w:val="ru-RU"/>
         </w:rPr>
-        <w:t xml:space="preserve">ет среднюю сложность </w:t>
+        <w:t>— Сортировка вставками показывает хорошие результаты на частично упорядоченных данных, однако при случайном распределении может выполнять много перемещений из-за сдвигов.</w:t>
+      </w:r>
+    </w:p>
+    <w:p>
+      <w:pPr>
+        <w:pStyle w:val="BodyNoIndent"/>
+        <w:jc w:val="both"/>
+        <w:rPr>
+          <w:lang w:val="ru-RU"/>
+        </w:rPr>
+      </w:pPr>
+      <w:r>
+        <w:rPr>
+          <w:lang w:val="ru-RU"/>
+        </w:rPr>
+        <w:t xml:space="preserve">— Пузырьковая сортировка и сортировка выбором по числу сравнений относятся к алгоритмам </w:t>
       </w:r>
       <w:r>
         <w:t>O</w:t>
@@ -2278,127 +2561,22 @@
         <w:rPr>
           <w:lang w:val="ru-RU"/>
         </w:rPr>
-        <w:t xml:space="preserve"> </w:t>
-      </w:r>
-      <w:r>
-        <w:t>log</w:t>
-      </w:r>
-      <w:r>
+        <w:t>²); при увеличении объема данных они проигрывают по эффективности более продвинутым методам. При этом сортировка выбором обычно делает меньше перестановок, чем пузырьковая, но не уменьшает количество сравнений.</w:t>
+      </w:r>
+    </w:p>
+    <w:p>
+      <w:pPr>
+        <w:pStyle w:val="BodyTextCustom"/>
+        <w:jc w:val="both"/>
         <w:rPr>
           <w:lang w:val="ru-RU"/>
         </w:rPr>
-        <w:t xml:space="preserve"> </w:t>
-      </w:r>
-      <w:r>
-        <w:t>n</w:t>
-      </w:r>
+      </w:pPr>
       <w:r>
         <w:rPr>
           <w:lang w:val="ru-RU"/>
         </w:rPr>
-        <w:t>) и лучше масштабируется при увеличении размера строк.</w:t>
-      </w:r>
-    </w:p>
-    <w:p>
-      <w:pPr>
-        <w:pStyle w:val="BodyNoIndent"/>
-        <w:jc w:val="both"/>
-        <w:rPr>
-          <w:lang w:val="ru-RU"/>
-        </w:rPr>
-      </w:pPr>
-      <w:r>
-        <w:rPr>
-          <w:lang w:val="ru-RU"/>
-        </w:rPr>
-        <w:t>— Сортировка Шелла, как правило, занимает промежуточное положение: она заметно быстрее простых квадратичных методов и часто требует меньше перемещений, чем сортировка вста</w:t>
-      </w:r>
-      <w:r>
-        <w:rPr>
-          <w:lang w:val="ru-RU"/>
-        </w:rPr>
-        <w:t>вками на случайных данных.</w:t>
-      </w:r>
-    </w:p>
-    <w:p>
-      <w:pPr>
-        <w:pStyle w:val="BodyNoIndent"/>
-        <w:jc w:val="both"/>
-        <w:rPr>
-          <w:lang w:val="ru-RU"/>
-        </w:rPr>
-      </w:pPr>
-      <w:r>
-        <w:rPr>
-          <w:lang w:val="ru-RU"/>
-        </w:rPr>
-        <w:t>— Сортировка вставками показывает хорошие результаты на частично упорядоченных данных, однако при случайном распределении может выполнять много перемещений из-за сдвигов.</w:t>
-      </w:r>
-    </w:p>
-    <w:p>
-      <w:pPr>
-        <w:pStyle w:val="BodyNoIndent"/>
-        <w:jc w:val="both"/>
-        <w:rPr>
-          <w:lang w:val="ru-RU"/>
-        </w:rPr>
-      </w:pPr>
-      <w:r>
-        <w:rPr>
-          <w:lang w:val="ru-RU"/>
-        </w:rPr>
-        <w:t>— Пузырьковая сортировка и сортировка выбором по числу сра</w:t>
-      </w:r>
-      <w:r>
-        <w:rPr>
-          <w:lang w:val="ru-RU"/>
-        </w:rPr>
-        <w:t xml:space="preserve">внений относятся к алгоритмам </w:t>
-      </w:r>
-      <w:r>
-        <w:t>O</w:t>
-      </w:r>
-      <w:r>
-        <w:rPr>
-          <w:lang w:val="ru-RU"/>
-        </w:rPr>
-        <w:t>(</w:t>
-      </w:r>
-      <w:r>
-        <w:t>n</w:t>
-      </w:r>
-      <w:r>
-        <w:rPr>
-          <w:lang w:val="ru-RU"/>
-        </w:rPr>
-        <w:t>²); при увеличении объема данных они проигрывают по эффективности более продвинутым методам. При этом сортировка выбором обычно делает меньше перестановок, чем пузырьковая, но не уменьшает количество сравнений.</w:t>
-      </w:r>
-    </w:p>
-    <w:p>
-      <w:pPr>
-        <w:pStyle w:val="BodyTextCustom"/>
-        <w:jc w:val="both"/>
-        <w:rPr>
-          <w:lang w:val="ru-RU"/>
-        </w:rPr>
-      </w:pPr>
-      <w:r>
-        <w:rPr>
-          <w:lang w:val="ru-RU"/>
-        </w:rPr>
-        <w:t>Следовательн</w:t>
-      </w:r>
-      <w:r>
-        <w:rPr>
-          <w:lang w:val="ru-RU"/>
-        </w:rPr>
-        <w:t>о, для практического применения на данных большего объема предпочтительнее использовать быструю сортировку или сортировку Шелла, тогда как пузырьковая, сортировка выбором и сортировка вставками целесообразны для учебных целей или для небольших массивов и ч</w:t>
-      </w:r>
-      <w:r>
-        <w:rPr>
-          <w:lang w:val="ru-RU"/>
-        </w:rPr>
-        <w:t>астично отсортированных данных.</w:t>
+        <w:t>Следовательно, для практического применения на данных большего объема предпочтительнее использовать быструю сортировку или сортировку Шелла, тогда как пузырьковая, сортировка выбором и сортировка вставками целесообразны для учебных целей или для небольших массивов и частично отсортированных данных.</w:t>
       </w:r>
     </w:p>
     <w:p>
@@ -2421,27 +2599,21 @@
         <w:jc w:val="center"/>
         <w:rPr>
           <w:color w:val="000000" w:themeColor="text1"/>
-          <w:lang w:val="ru-RU"/>
-        </w:rPr>
-      </w:pPr>
-      <w:bookmarkStart w:id="4" w:name="_Toc228306509"/>
-      <w:r>
-        <w:rPr>
+        </w:rPr>
+      </w:pPr>
+      <w:bookmarkStart w:id="5" w:name="_Toc228306509"/>
+      <w:r>
+        <w:rPr>
+          <w:rFonts w:asciiTheme="majorBidi" w:hAnsiTheme="majorBidi"/>
           <w:color w:val="000000" w:themeColor="text1"/>
           <w:lang w:val="ru-RU"/>
         </w:rPr>
         <w:lastRenderedPageBreak/>
         <w:t>ПРИЛОЖЕНИЕ</w:t>
       </w:r>
-      <w:bookmarkEnd w:id="4"/>
-    </w:p>
-    <w:p>
-      <w:pPr>
-        <w:rPr>
-          <w:lang w:val="ru-RU"/>
-        </w:rPr>
-      </w:pPr>
-    </w:p>
+      <w:bookmarkEnd w:id="5"/>
+    </w:p>
+    <w:p/>
     <w:p>
       <w:pPr>
         <w:pStyle w:val="CodeStyle"/>
@@ -2466,7 +2638,15 @@
         <w:jc w:val="both"/>
       </w:pPr>
       <w:r>
-        <w:t>#include &lt;cmath&gt;</w:t>
+        <w:t>#include &lt;</w:t>
+      </w:r>
+      <w:proofErr w:type="spellStart"/>
+      <w:r>
+        <w:t>cmath</w:t>
+      </w:r>
+      <w:proofErr w:type="spellEnd"/>
+      <w:r>
+        <w:t>&gt;</w:t>
       </w:r>
     </w:p>
     <w:p>
@@ -2514,46 +2694,115 @@
         <w:jc w:val="both"/>
       </w:pPr>
       <w:r>
-        <w:t>int ReadPositiveInt(const string&amp; prompt, int MaxValue);</w:t>
-      </w:r>
-    </w:p>
-    <w:p>
-      <w:pPr>
-        <w:pStyle w:val="CodeStyle"/>
-        <w:jc w:val="both"/>
-      </w:pPr>
-      <w:r>
         <w:t xml:space="preserve">int </w:t>
       </w:r>
-      <w:r>
-        <w:t>BubbleSortDescending(int element);</w:t>
-      </w:r>
-    </w:p>
-    <w:p>
-      <w:pPr>
-        <w:pStyle w:val="CodeStyle"/>
-        <w:jc w:val="both"/>
-      </w:pPr>
-      <w:r>
-        <w:t>void BubbleSortAscending(int* arr, int size);</w:t>
-      </w:r>
-    </w:p>
-    <w:p>
-      <w:pPr>
-        <w:pStyle w:val="CodeStyle"/>
-        <w:jc w:val="both"/>
-      </w:pPr>
-      <w:r>
-        <w:t>void ManualInput(int** Arr, int N, int M);</w:t>
-      </w:r>
-    </w:p>
-    <w:p>
-      <w:pPr>
-        <w:pStyle w:val="CodeStyle"/>
-        <w:jc w:val="both"/>
-      </w:pPr>
-      <w:r>
-        <w:t>void RandomInput(int** Arr, int N, int M);</w:t>
+      <w:proofErr w:type="spellStart"/>
+      <w:r>
+        <w:t>ReadPositiveInt</w:t>
+      </w:r>
+      <w:proofErr w:type="spellEnd"/>
+      <w:r>
+        <w:t xml:space="preserve">(const string&amp; prompt, int </w:t>
+      </w:r>
+      <w:proofErr w:type="spellStart"/>
+      <w:r>
+        <w:t>MaxValue</w:t>
+      </w:r>
+      <w:proofErr w:type="spellEnd"/>
+      <w:r>
+        <w:t>);</w:t>
+      </w:r>
+    </w:p>
+    <w:p>
+      <w:pPr>
+        <w:pStyle w:val="CodeStyle"/>
+        <w:jc w:val="both"/>
+      </w:pPr>
+      <w:r>
+        <w:t xml:space="preserve">int </w:t>
+      </w:r>
+      <w:proofErr w:type="spellStart"/>
+      <w:r>
+        <w:t>BubbleSortDescending</w:t>
+      </w:r>
+      <w:proofErr w:type="spellEnd"/>
+      <w:r>
+        <w:t>(int element);</w:t>
+      </w:r>
+    </w:p>
+    <w:p>
+      <w:pPr>
+        <w:pStyle w:val="CodeStyle"/>
+        <w:jc w:val="both"/>
+      </w:pPr>
+      <w:r>
+        <w:t xml:space="preserve">void </w:t>
+      </w:r>
+      <w:proofErr w:type="spellStart"/>
+      <w:r>
+        <w:t>BubbleSortAscending</w:t>
+      </w:r>
+      <w:proofErr w:type="spellEnd"/>
+      <w:r>
+        <w:t xml:space="preserve">(int* </w:t>
+      </w:r>
+      <w:proofErr w:type="spellStart"/>
+      <w:r>
+        <w:t>arr</w:t>
+      </w:r>
+      <w:proofErr w:type="spellEnd"/>
+      <w:r>
+        <w:t>, int size);</w:t>
+      </w:r>
+    </w:p>
+    <w:p>
+      <w:pPr>
+        <w:pStyle w:val="CodeStyle"/>
+        <w:jc w:val="both"/>
+      </w:pPr>
+      <w:r>
+        <w:t xml:space="preserve">void </w:t>
+      </w:r>
+      <w:proofErr w:type="spellStart"/>
+      <w:r>
+        <w:t>ManualInput</w:t>
+      </w:r>
+      <w:proofErr w:type="spellEnd"/>
+      <w:r>
+        <w:t xml:space="preserve">(int** </w:t>
+      </w:r>
+      <w:proofErr w:type="spellStart"/>
+      <w:r>
+        <w:t>Arr</w:t>
+      </w:r>
+      <w:proofErr w:type="spellEnd"/>
+      <w:r>
+        <w:t>, int N, int M);</w:t>
+      </w:r>
+    </w:p>
+    <w:p>
+      <w:pPr>
+        <w:pStyle w:val="CodeStyle"/>
+        <w:jc w:val="both"/>
+      </w:pPr>
+      <w:r>
+        <w:t xml:space="preserve">void </w:t>
+      </w:r>
+      <w:proofErr w:type="spellStart"/>
+      <w:r>
+        <w:t>RandomInput</w:t>
+      </w:r>
+      <w:proofErr w:type="spellEnd"/>
+      <w:r>
+        <w:t xml:space="preserve">(int** </w:t>
+      </w:r>
+      <w:proofErr w:type="spellStart"/>
+      <w:r>
+        <w:t>Arr</w:t>
+      </w:r>
+      <w:proofErr w:type="spellEnd"/>
+      <w:r>
+        <w:t>, int N, int M);</w:t>
       </w:r>
     </w:p>
     <w:p>
@@ -2610,52 +2859,113 @@
         <w:jc w:val="both"/>
       </w:pPr>
       <w:r>
-        <w:t xml:space="preserve">    int N = ReadPositi</w:t>
-      </w:r>
-      <w:r>
-        <w:t>veInt("Enter number of rows N: ", MAXN);</w:t>
-      </w:r>
-    </w:p>
-    <w:p>
-      <w:pPr>
-        <w:pStyle w:val="CodeStyle"/>
-        <w:jc w:val="both"/>
-      </w:pPr>
-      <w:r>
-        <w:t xml:space="preserve">    int M = ReadPositiveInt("Enter number of columns M: ", MAXM);</w:t>
-      </w:r>
-    </w:p>
-    <w:p>
-      <w:pPr>
-        <w:pStyle w:val="CodeStyle"/>
-        <w:jc w:val="both"/>
-      </w:pPr>
-    </w:p>
-    <w:p>
-      <w:pPr>
-        <w:pStyle w:val="CodeStyle"/>
-        <w:jc w:val="both"/>
-      </w:pPr>
-      <w:r>
-        <w:t xml:space="preserve">    int** Arr = new int*[N];</w:t>
-      </w:r>
-    </w:p>
-    <w:p>
-      <w:pPr>
-        <w:pStyle w:val="CodeStyle"/>
-        <w:jc w:val="both"/>
-      </w:pPr>
-      <w:r>
-        <w:t xml:space="preserve">    for (int i=0; i&lt;N; ++i){</w:t>
-      </w:r>
-    </w:p>
-    <w:p>
-      <w:pPr>
-        <w:pStyle w:val="CodeStyle"/>
-        <w:jc w:val="both"/>
-      </w:pPr>
-      <w:r>
-        <w:t xml:space="preserve">        Arr[i] = new int[M];</w:t>
+        <w:t xml:space="preserve">    int N = </w:t>
+      </w:r>
+      <w:proofErr w:type="spellStart"/>
+      <w:r>
+        <w:t>ReadPositiveInt</w:t>
+      </w:r>
+      <w:proofErr w:type="spellEnd"/>
+      <w:r>
+        <w:t>("Enter number of rows N: ", MAXN);</w:t>
+      </w:r>
+    </w:p>
+    <w:p>
+      <w:pPr>
+        <w:pStyle w:val="CodeStyle"/>
+        <w:jc w:val="both"/>
+      </w:pPr>
+      <w:r>
+        <w:t xml:space="preserve">    int M = </w:t>
+      </w:r>
+      <w:proofErr w:type="spellStart"/>
+      <w:r>
+        <w:t>ReadPositiveInt</w:t>
+      </w:r>
+      <w:proofErr w:type="spellEnd"/>
+      <w:r>
+        <w:t>("Enter number of columns M: ", MAXM);</w:t>
+      </w:r>
+    </w:p>
+    <w:p>
+      <w:pPr>
+        <w:pStyle w:val="CodeStyle"/>
+        <w:jc w:val="both"/>
+      </w:pPr>
+    </w:p>
+    <w:p>
+      <w:pPr>
+        <w:pStyle w:val="CodeStyle"/>
+        <w:jc w:val="both"/>
+      </w:pPr>
+      <w:r>
+        <w:t xml:space="preserve">    int** </w:t>
+      </w:r>
+      <w:proofErr w:type="spellStart"/>
+      <w:r>
+        <w:t>Arr</w:t>
+      </w:r>
+      <w:proofErr w:type="spellEnd"/>
+      <w:r>
+        <w:t xml:space="preserve"> = new int*[N];</w:t>
+      </w:r>
+    </w:p>
+    <w:p>
+      <w:pPr>
+        <w:pStyle w:val="CodeStyle"/>
+        <w:jc w:val="both"/>
+      </w:pPr>
+      <w:r>
+        <w:t xml:space="preserve">    for (int </w:t>
+      </w:r>
+      <w:proofErr w:type="spellStart"/>
+      <w:r>
+        <w:t>i</w:t>
+      </w:r>
+      <w:proofErr w:type="spellEnd"/>
+      <w:r>
+        <w:t xml:space="preserve">=0; </w:t>
+      </w:r>
+      <w:proofErr w:type="spellStart"/>
+      <w:r>
+        <w:t>i</w:t>
+      </w:r>
+      <w:proofErr w:type="spellEnd"/>
+      <w:r>
+        <w:t>&lt;N; ++</w:t>
+      </w:r>
+      <w:proofErr w:type="spellStart"/>
+      <w:r>
+        <w:t>i</w:t>
+      </w:r>
+      <w:proofErr w:type="spellEnd"/>
+      <w:r>
+        <w:t>){</w:t>
+      </w:r>
+    </w:p>
+    <w:p>
+      <w:pPr>
+        <w:pStyle w:val="CodeStyle"/>
+        <w:jc w:val="both"/>
+      </w:pPr>
+      <w:r>
+        <w:t xml:space="preserve">        </w:t>
+      </w:r>
+      <w:proofErr w:type="spellStart"/>
+      <w:r>
+        <w:t>Arr</w:t>
+      </w:r>
+      <w:proofErr w:type="spellEnd"/>
+      <w:r>
+        <w:t>[</w:t>
+      </w:r>
+      <w:proofErr w:type="spellStart"/>
+      <w:r>
+        <w:t>i</w:t>
+      </w:r>
+      <w:proofErr w:type="spellEnd"/>
+      <w:r>
+        <w:t>] = new int[M];</w:t>
       </w:r>
     </w:p>
     <w:p>
@@ -2679,7 +2989,15 @@
         <w:jc w:val="both"/>
       </w:pPr>
       <w:r>
-        <w:t xml:space="preserve">    char input_value;</w:t>
+        <w:t xml:space="preserve">    char </w:t>
+      </w:r>
+      <w:proofErr w:type="spellStart"/>
+      <w:r>
+        <w:t>input_value</w:t>
+      </w:r>
+      <w:proofErr w:type="spellEnd"/>
+      <w:r>
+        <w:t>;</w:t>
       </w:r>
     </w:p>
     <w:p>
@@ -2697,49 +3015,121 @@
         <w:jc w:val="both"/>
       </w:pPr>
       <w:r>
-        <w:t xml:space="preserve">        cout &lt;&lt; "\nDo you want to Randomly generate the Matrix or enter it manually? (R/M): ";</w:t>
-      </w:r>
-    </w:p>
-    <w:p>
-      <w:pPr>
-        <w:pStyle w:val="CodeStyle"/>
-        <w:jc w:val="both"/>
-      </w:pPr>
-      <w:r>
-        <w:t xml:space="preserve">        cin &gt;&gt; input_value;</w:t>
-      </w:r>
-    </w:p>
-    <w:p>
-      <w:pPr>
-        <w:pStyle w:val="CodeStyle"/>
-        <w:jc w:val="both"/>
-      </w:pPr>
-      <w:r>
-        <w:t xml:space="preserve">    } while (input_value != 'R' &amp;&amp; input_value != 'M');</w:t>
-      </w:r>
-    </w:p>
-    <w:p>
-      <w:pPr>
-        <w:pStyle w:val="CodeStyle"/>
-        <w:jc w:val="both"/>
-      </w:pPr>
-    </w:p>
-    <w:p>
-      <w:pPr>
-        <w:pStyle w:val="CodeStyle"/>
-        <w:jc w:val="both"/>
-      </w:pPr>
-      <w:r>
-        <w:t xml:space="preserve">    if (input_value == 'M') {</w:t>
-      </w:r>
-    </w:p>
-    <w:p>
-      <w:pPr>
-        <w:pStyle w:val="CodeStyle"/>
-        <w:jc w:val="both"/>
-      </w:pPr>
-      <w:r>
-        <w:t xml:space="preserve">        ManualInput(Arr, N, M);</w:t>
+        <w:t xml:space="preserve">        </w:t>
+      </w:r>
+      <w:proofErr w:type="spellStart"/>
+      <w:r>
+        <w:t>cout</w:t>
+      </w:r>
+      <w:proofErr w:type="spellEnd"/>
+      <w:r>
+        <w:t xml:space="preserve"> &lt;&lt; "\</w:t>
+      </w:r>
+      <w:proofErr w:type="spellStart"/>
+      <w:r>
+        <w:t>nDo</w:t>
+      </w:r>
+      <w:proofErr w:type="spellEnd"/>
+      <w:r>
+        <w:t xml:space="preserve"> you want to Randomly generate the Matrix or enter it manually? (R/M): ";</w:t>
+      </w:r>
+    </w:p>
+    <w:p>
+      <w:pPr>
+        <w:pStyle w:val="CodeStyle"/>
+        <w:jc w:val="both"/>
+      </w:pPr>
+      <w:r>
+        <w:t xml:space="preserve">        </w:t>
+      </w:r>
+      <w:proofErr w:type="spellStart"/>
+      <w:r>
+        <w:t>cin</w:t>
+      </w:r>
+      <w:proofErr w:type="spellEnd"/>
+      <w:r>
+        <w:t xml:space="preserve"> &gt;&gt; </w:t>
+      </w:r>
+      <w:proofErr w:type="spellStart"/>
+      <w:r>
+        <w:t>input_value</w:t>
+      </w:r>
+      <w:proofErr w:type="spellEnd"/>
+      <w:r>
+        <w:t>;</w:t>
+      </w:r>
+    </w:p>
+    <w:p>
+      <w:pPr>
+        <w:pStyle w:val="CodeStyle"/>
+        <w:jc w:val="both"/>
+      </w:pPr>
+      <w:r>
+        <w:t xml:space="preserve">    } while (</w:t>
+      </w:r>
+      <w:proofErr w:type="spellStart"/>
+      <w:r>
+        <w:t>input_value</w:t>
+      </w:r>
+      <w:proofErr w:type="spellEnd"/>
+      <w:r>
+        <w:t xml:space="preserve"> != 'R' &amp;&amp; </w:t>
+      </w:r>
+      <w:proofErr w:type="spellStart"/>
+      <w:r>
+        <w:t>input_value</w:t>
+      </w:r>
+      <w:proofErr w:type="spellEnd"/>
+      <w:r>
+        <w:t xml:space="preserve"> != 'M');</w:t>
+      </w:r>
+    </w:p>
+    <w:p>
+      <w:pPr>
+        <w:pStyle w:val="CodeStyle"/>
+        <w:jc w:val="both"/>
+      </w:pPr>
+    </w:p>
+    <w:p>
+      <w:pPr>
+        <w:pStyle w:val="CodeStyle"/>
+        <w:jc w:val="both"/>
+      </w:pPr>
+      <w:r>
+        <w:t xml:space="preserve">    if (</w:t>
+      </w:r>
+      <w:proofErr w:type="spellStart"/>
+      <w:r>
+        <w:t>input_value</w:t>
+      </w:r>
+      <w:proofErr w:type="spellEnd"/>
+      <w:r>
+        <w:t xml:space="preserve"> == 'M') {</w:t>
+      </w:r>
+    </w:p>
+    <w:p>
+      <w:pPr>
+        <w:pStyle w:val="CodeStyle"/>
+        <w:jc w:val="both"/>
+      </w:pPr>
+      <w:r>
+        <w:t xml:space="preserve">        </w:t>
+      </w:r>
+      <w:proofErr w:type="spellStart"/>
+      <w:r>
+        <w:t>ManualInput</w:t>
+      </w:r>
+      <w:proofErr w:type="spellEnd"/>
+      <w:r>
+        <w:t>(</w:t>
+      </w:r>
+      <w:proofErr w:type="spellStart"/>
+      <w:r>
+        <w:t>Arr</w:t>
+      </w:r>
+      <w:proofErr w:type="spellEnd"/>
+      <w:r>
+        <w:t>, N, M);</w:t>
       </w:r>
     </w:p>
     <w:p>
@@ -2757,16 +3147,40 @@
         <w:jc w:val="both"/>
       </w:pPr>
       <w:r>
-        <w:t xml:space="preserve">    else if (input_value == 'R') {</w:t>
-      </w:r>
-    </w:p>
-    <w:p>
-      <w:pPr>
-        <w:pStyle w:val="CodeStyle"/>
-        <w:jc w:val="both"/>
-      </w:pPr>
-      <w:r>
-        <w:t xml:space="preserve">        RandomInput(Arr, N, M);</w:t>
+        <w:t xml:space="preserve">    else if (</w:t>
+      </w:r>
+      <w:proofErr w:type="spellStart"/>
+      <w:r>
+        <w:t>input_value</w:t>
+      </w:r>
+      <w:proofErr w:type="spellEnd"/>
+      <w:r>
+        <w:t xml:space="preserve"> == 'R') {</w:t>
+      </w:r>
+    </w:p>
+    <w:p>
+      <w:pPr>
+        <w:pStyle w:val="CodeStyle"/>
+        <w:jc w:val="both"/>
+      </w:pPr>
+      <w:r>
+        <w:t xml:space="preserve">        </w:t>
+      </w:r>
+      <w:proofErr w:type="spellStart"/>
+      <w:r>
+        <w:t>RandomInput</w:t>
+      </w:r>
+      <w:proofErr w:type="spellEnd"/>
+      <w:r>
+        <w:t>(</w:t>
+      </w:r>
+      <w:proofErr w:type="spellStart"/>
+      <w:r>
+        <w:t>Arr</w:t>
+      </w:r>
+      <w:proofErr w:type="spellEnd"/>
+      <w:r>
+        <w:t>, N, M);</w:t>
       </w:r>
     </w:p>
     <w:p>
@@ -2790,46 +3204,107 @@
         <w:jc w:val="both"/>
       </w:pPr>
       <w:r>
-        <w:t xml:space="preserve">    // Printing out the oroginal input matrix</w:t>
-      </w:r>
-    </w:p>
-    <w:p>
-      <w:pPr>
-        <w:pStyle w:val="CodeStyle"/>
-        <w:jc w:val="both"/>
-      </w:pPr>
-      <w:r>
-        <w:t xml:space="preserve">    cout &lt;&lt; "\n\n Original Matrix: \n";</w:t>
-      </w:r>
-    </w:p>
-    <w:p>
-      <w:pPr>
-        <w:pStyle w:val="CodeStyle"/>
-        <w:jc w:val="both"/>
-      </w:pPr>
-      <w:r>
-        <w:t xml:space="preserve">    for (int i=0; i&lt;N; ++i){</w:t>
-      </w:r>
-    </w:p>
-    <w:p>
-      <w:pPr>
-        <w:pStyle w:val="CodeStyle"/>
-        <w:jc w:val="both"/>
-      </w:pPr>
-      <w:r>
-        <w:t xml:space="preserve">        for (int j=0; j&lt;M; +</w:t>
-      </w:r>
-      <w:r>
-        <w:t>+j) {</w:t>
-      </w:r>
-    </w:p>
-    <w:p>
-      <w:pPr>
-        <w:pStyle w:val="CodeStyle"/>
-        <w:jc w:val="both"/>
-      </w:pPr>
-      <w:r>
-        <w:t xml:space="preserve">            cout &lt;&lt; Arr[i][j] &lt;&lt; "\t";</w:t>
+        <w:t xml:space="preserve">    // Printing out the </w:t>
+      </w:r>
+      <w:proofErr w:type="spellStart"/>
+      <w:r>
+        <w:t>oroginal</w:t>
+      </w:r>
+      <w:proofErr w:type="spellEnd"/>
+      <w:r>
+        <w:t xml:space="preserve"> input matrix</w:t>
+      </w:r>
+    </w:p>
+    <w:p>
+      <w:pPr>
+        <w:pStyle w:val="CodeStyle"/>
+        <w:jc w:val="both"/>
+      </w:pPr>
+      <w:r>
+        <w:t xml:space="preserve">    </w:t>
+      </w:r>
+      <w:proofErr w:type="spellStart"/>
+      <w:r>
+        <w:t>cout</w:t>
+      </w:r>
+      <w:proofErr w:type="spellEnd"/>
+      <w:r>
+        <w:t xml:space="preserve"> &lt;&lt; "\n\n Original Matrix: \n";</w:t>
+      </w:r>
+    </w:p>
+    <w:p>
+      <w:pPr>
+        <w:pStyle w:val="CodeStyle"/>
+        <w:jc w:val="both"/>
+      </w:pPr>
+      <w:r>
+        <w:t xml:space="preserve">    for (int </w:t>
+      </w:r>
+      <w:proofErr w:type="spellStart"/>
+      <w:r>
+        <w:t>i</w:t>
+      </w:r>
+      <w:proofErr w:type="spellEnd"/>
+      <w:r>
+        <w:t xml:space="preserve">=0; </w:t>
+      </w:r>
+      <w:proofErr w:type="spellStart"/>
+      <w:r>
+        <w:t>i</w:t>
+      </w:r>
+      <w:proofErr w:type="spellEnd"/>
+      <w:r>
+        <w:t>&lt;N; ++</w:t>
+      </w:r>
+      <w:proofErr w:type="spellStart"/>
+      <w:r>
+        <w:t>i</w:t>
+      </w:r>
+      <w:proofErr w:type="spellEnd"/>
+      <w:r>
+        <w:t>){</w:t>
+      </w:r>
+    </w:p>
+    <w:p>
+      <w:pPr>
+        <w:pStyle w:val="CodeStyle"/>
+        <w:jc w:val="both"/>
+      </w:pPr>
+      <w:r>
+        <w:t xml:space="preserve">        for (int j=0; j&lt;M; ++j) {</w:t>
+      </w:r>
+    </w:p>
+    <w:p>
+      <w:pPr>
+        <w:pStyle w:val="CodeStyle"/>
+        <w:jc w:val="both"/>
+      </w:pPr>
+      <w:r>
+        <w:t xml:space="preserve">            </w:t>
+      </w:r>
+      <w:proofErr w:type="spellStart"/>
+      <w:r>
+        <w:t>cout</w:t>
+      </w:r>
+      <w:proofErr w:type="spellEnd"/>
+      <w:r>
+        <w:t xml:space="preserve"> &lt;&lt; </w:t>
+      </w:r>
+      <w:proofErr w:type="spellStart"/>
+      <w:r>
+        <w:t>Arr</w:t>
+      </w:r>
+      <w:proofErr w:type="spellEnd"/>
+      <w:r>
+        <w:t>[</w:t>
+      </w:r>
+      <w:proofErr w:type="spellStart"/>
+      <w:r>
+        <w:t>i</w:t>
+      </w:r>
+      <w:proofErr w:type="spellEnd"/>
+      <w:r>
+        <w:t>][j] &lt;&lt; "\t";</w:t>
       </w:r>
     </w:p>
     <w:p>
@@ -2847,7 +3322,15 @@
         <w:jc w:val="both"/>
       </w:pPr>
       <w:r>
-        <w:t xml:space="preserve">        cout &lt;&lt; "\n";</w:t>
+        <w:t xml:space="preserve">        </w:t>
+      </w:r>
+      <w:proofErr w:type="spellStart"/>
+      <w:r>
+        <w:t>cout</w:t>
+      </w:r>
+      <w:proofErr w:type="spellEnd"/>
+      <w:r>
+        <w:t xml:space="preserve"> &lt;&lt; "\n";</w:t>
       </w:r>
     </w:p>
     <w:p>
@@ -2880,7 +3363,31 @@
         <w:jc w:val="both"/>
       </w:pPr>
       <w:r>
-        <w:t xml:space="preserve">    for (int i=0; i&lt;N; ++i){</w:t>
+        <w:t xml:space="preserve">    for (int </w:t>
+      </w:r>
+      <w:proofErr w:type="spellStart"/>
+      <w:r>
+        <w:t>i</w:t>
+      </w:r>
+      <w:proofErr w:type="spellEnd"/>
+      <w:r>
+        <w:t xml:space="preserve">=0; </w:t>
+      </w:r>
+      <w:proofErr w:type="spellStart"/>
+      <w:r>
+        <w:t>i</w:t>
+      </w:r>
+      <w:proofErr w:type="spellEnd"/>
+      <w:r>
+        <w:t>&lt;N; ++</w:t>
+      </w:r>
+      <w:proofErr w:type="spellStart"/>
+      <w:r>
+        <w:t>i</w:t>
+      </w:r>
+      <w:proofErr w:type="spellEnd"/>
+      <w:r>
+        <w:t>){</w:t>
       </w:r>
     </w:p>
     <w:p>
@@ -2898,7 +3405,47 @@
         <w:jc w:val="both"/>
       </w:pPr>
       <w:r>
-        <w:t xml:space="preserve">            Arr[i][j] = BubbleSortDescending(Arr[i][j]);</w:t>
+        <w:t xml:space="preserve">            </w:t>
+      </w:r>
+      <w:proofErr w:type="spellStart"/>
+      <w:r>
+        <w:t>Arr</w:t>
+      </w:r>
+      <w:proofErr w:type="spellEnd"/>
+      <w:r>
+        <w:t>[</w:t>
+      </w:r>
+      <w:proofErr w:type="spellStart"/>
+      <w:r>
+        <w:t>i</w:t>
+      </w:r>
+      <w:proofErr w:type="spellEnd"/>
+      <w:r>
+        <w:t xml:space="preserve">][j] = </w:t>
+      </w:r>
+      <w:proofErr w:type="spellStart"/>
+      <w:r>
+        <w:t>BubbleSortDescending</w:t>
+      </w:r>
+      <w:proofErr w:type="spellEnd"/>
+      <w:r>
+        <w:t>(</w:t>
+      </w:r>
+      <w:proofErr w:type="spellStart"/>
+      <w:r>
+        <w:t>Arr</w:t>
+      </w:r>
+      <w:proofErr w:type="spellEnd"/>
+      <w:r>
+        <w:t>[</w:t>
+      </w:r>
+      <w:proofErr w:type="spellStart"/>
+      <w:r>
+        <w:t>i</w:t>
+      </w:r>
+      <w:proofErr w:type="spellEnd"/>
+      <w:r>
+        <w:t>][j]);</w:t>
       </w:r>
     </w:p>
     <w:p>
@@ -2940,16 +3487,64 @@
         <w:jc w:val="both"/>
       </w:pPr>
       <w:r>
-        <w:t xml:space="preserve">    for (int i=0; i&lt;N; ++i) {</w:t>
-      </w:r>
-    </w:p>
-    <w:p>
-      <w:pPr>
-        <w:pStyle w:val="CodeStyle"/>
-        <w:jc w:val="both"/>
-      </w:pPr>
-      <w:r>
-        <w:t xml:space="preserve">        BubbleSortAscending(Arr[i], M);</w:t>
+        <w:t xml:space="preserve">    for (int </w:t>
+      </w:r>
+      <w:proofErr w:type="spellStart"/>
+      <w:r>
+        <w:t>i</w:t>
+      </w:r>
+      <w:proofErr w:type="spellEnd"/>
+      <w:r>
+        <w:t xml:space="preserve">=0; </w:t>
+      </w:r>
+      <w:proofErr w:type="spellStart"/>
+      <w:r>
+        <w:t>i</w:t>
+      </w:r>
+      <w:proofErr w:type="spellEnd"/>
+      <w:r>
+        <w:t>&lt;N; ++</w:t>
+      </w:r>
+      <w:proofErr w:type="spellStart"/>
+      <w:r>
+        <w:t>i</w:t>
+      </w:r>
+      <w:proofErr w:type="spellEnd"/>
+      <w:r>
+        <w:t>) {</w:t>
+      </w:r>
+    </w:p>
+    <w:p>
+      <w:pPr>
+        <w:pStyle w:val="CodeStyle"/>
+        <w:jc w:val="both"/>
+      </w:pPr>
+      <w:r>
+        <w:t xml:space="preserve">        </w:t>
+      </w:r>
+      <w:proofErr w:type="spellStart"/>
+      <w:r>
+        <w:t>BubbleSortAscending</w:t>
+      </w:r>
+      <w:proofErr w:type="spellEnd"/>
+      <w:r>
+        <w:t>(</w:t>
+      </w:r>
+      <w:proofErr w:type="spellStart"/>
+      <w:r>
+        <w:t>Arr</w:t>
+      </w:r>
+      <w:proofErr w:type="spellEnd"/>
+      <w:r>
+        <w:t>[</w:t>
+      </w:r>
+      <w:proofErr w:type="spellStart"/>
+      <w:r>
+        <w:t>i</w:t>
+      </w:r>
+      <w:proofErr w:type="spellEnd"/>
+      <w:r>
+        <w:t>], M);</w:t>
       </w:r>
     </w:p>
     <w:p>
@@ -2982,16 +3577,48 @@
         <w:jc w:val="both"/>
       </w:pPr>
       <w:r>
-        <w:t xml:space="preserve">    cout &lt;&lt; "\n\n New Matrix: \n";</w:t>
-      </w:r>
-    </w:p>
-    <w:p>
-      <w:pPr>
-        <w:pStyle w:val="CodeStyle"/>
-        <w:jc w:val="both"/>
-      </w:pPr>
-      <w:r>
-        <w:t xml:space="preserve">    for (int i=0; i&lt;N; ++i){</w:t>
+        <w:t xml:space="preserve">    </w:t>
+      </w:r>
+      <w:proofErr w:type="spellStart"/>
+      <w:r>
+        <w:t>cout</w:t>
+      </w:r>
+      <w:proofErr w:type="spellEnd"/>
+      <w:r>
+        <w:t xml:space="preserve"> &lt;&lt; "\n\n New Matrix: \n";</w:t>
+      </w:r>
+    </w:p>
+    <w:p>
+      <w:pPr>
+        <w:pStyle w:val="CodeStyle"/>
+        <w:jc w:val="both"/>
+      </w:pPr>
+      <w:r>
+        <w:t xml:space="preserve">    for (int </w:t>
+      </w:r>
+      <w:proofErr w:type="spellStart"/>
+      <w:r>
+        <w:t>i</w:t>
+      </w:r>
+      <w:proofErr w:type="spellEnd"/>
+      <w:r>
+        <w:t xml:space="preserve">=0; </w:t>
+      </w:r>
+      <w:proofErr w:type="spellStart"/>
+      <w:r>
+        <w:t>i</w:t>
+      </w:r>
+      <w:proofErr w:type="spellEnd"/>
+      <w:r>
+        <w:t>&lt;N; ++</w:t>
+      </w:r>
+      <w:proofErr w:type="spellStart"/>
+      <w:r>
+        <w:t>i</w:t>
+      </w:r>
+      <w:proofErr w:type="spellEnd"/>
+      <w:r>
+        <w:t>){</w:t>
       </w:r>
     </w:p>
     <w:p>
@@ -3009,7 +3636,31 @@
         <w:jc w:val="both"/>
       </w:pPr>
       <w:r>
-        <w:t xml:space="preserve">            cout &lt;&lt; Arr[i][j] &lt;&lt; "\t";</w:t>
+        <w:t xml:space="preserve">            </w:t>
+      </w:r>
+      <w:proofErr w:type="spellStart"/>
+      <w:r>
+        <w:t>cout</w:t>
+      </w:r>
+      <w:proofErr w:type="spellEnd"/>
+      <w:r>
+        <w:t xml:space="preserve"> &lt;&lt; </w:t>
+      </w:r>
+      <w:proofErr w:type="spellStart"/>
+      <w:r>
+        <w:t>Arr</w:t>
+      </w:r>
+      <w:proofErr w:type="spellEnd"/>
+      <w:r>
+        <w:t>[</w:t>
+      </w:r>
+      <w:proofErr w:type="spellStart"/>
+      <w:r>
+        <w:t>i</w:t>
+      </w:r>
+      <w:proofErr w:type="spellEnd"/>
+      <w:r>
+        <w:t>][j] &lt;&lt; "\t";</w:t>
       </w:r>
     </w:p>
     <w:p>
@@ -3027,7 +3678,15 @@
         <w:jc w:val="both"/>
       </w:pPr>
       <w:r>
-        <w:t xml:space="preserve">        cout &lt;&lt; "\n";</w:t>
+        <w:t xml:space="preserve">        </w:t>
+      </w:r>
+      <w:proofErr w:type="spellStart"/>
+      <w:r>
+        <w:t>cout</w:t>
+      </w:r>
+      <w:proofErr w:type="spellEnd"/>
+      <w:r>
+        <w:t xml:space="preserve"> &lt;&lt; "\n";</w:t>
       </w:r>
     </w:p>
     <w:p>
@@ -3051,16 +3710,56 @@
         <w:jc w:val="both"/>
       </w:pPr>
       <w:r>
-        <w:t xml:space="preserve">    for (int i=0; i&lt;N; ++i){</w:t>
-      </w:r>
-    </w:p>
-    <w:p>
-      <w:pPr>
-        <w:pStyle w:val="CodeStyle"/>
-        <w:jc w:val="both"/>
-      </w:pPr>
-      <w:r>
-        <w:t xml:space="preserve">        delete[] Arr[i];</w:t>
+        <w:t xml:space="preserve">    for (int </w:t>
+      </w:r>
+      <w:proofErr w:type="spellStart"/>
+      <w:r>
+        <w:t>i</w:t>
+      </w:r>
+      <w:proofErr w:type="spellEnd"/>
+      <w:r>
+        <w:t xml:space="preserve">=0; </w:t>
+      </w:r>
+      <w:proofErr w:type="spellStart"/>
+      <w:r>
+        <w:t>i</w:t>
+      </w:r>
+      <w:proofErr w:type="spellEnd"/>
+      <w:r>
+        <w:t>&lt;N; ++</w:t>
+      </w:r>
+      <w:proofErr w:type="spellStart"/>
+      <w:r>
+        <w:t>i</w:t>
+      </w:r>
+      <w:proofErr w:type="spellEnd"/>
+      <w:r>
+        <w:t>){</w:t>
+      </w:r>
+    </w:p>
+    <w:p>
+      <w:pPr>
+        <w:pStyle w:val="CodeStyle"/>
+        <w:jc w:val="both"/>
+      </w:pPr>
+      <w:r>
+        <w:t xml:space="preserve">        delete[] </w:t>
+      </w:r>
+      <w:proofErr w:type="spellStart"/>
+      <w:r>
+        <w:t>Arr</w:t>
+      </w:r>
+      <w:proofErr w:type="spellEnd"/>
+      <w:r>
+        <w:t>[</w:t>
+      </w:r>
+      <w:proofErr w:type="spellStart"/>
+      <w:r>
+        <w:t>i</w:t>
+      </w:r>
+      <w:proofErr w:type="spellEnd"/>
+      <w:r>
+        <w:t>];</w:t>
       </w:r>
     </w:p>
     <w:p>
@@ -3078,7 +3777,15 @@
         <w:jc w:val="both"/>
       </w:pPr>
       <w:r>
-        <w:t xml:space="preserve">    delete[] Arr;</w:t>
+        <w:t xml:space="preserve">    delete[] </w:t>
+      </w:r>
+      <w:proofErr w:type="spellStart"/>
+      <w:r>
+        <w:t>Arr</w:t>
+      </w:r>
+      <w:proofErr w:type="spellEnd"/>
+      <w:r>
+        <w:t>;</w:t>
       </w:r>
     </w:p>
     <w:p>
@@ -3117,7 +3824,23 @@
         <w:jc w:val="both"/>
       </w:pPr>
       <w:r>
-        <w:t>void RandomInput(int** Arr, int N, int M) {</w:t>
+        <w:t xml:space="preserve">void </w:t>
+      </w:r>
+      <w:proofErr w:type="spellStart"/>
+      <w:r>
+        <w:t>RandomInput</w:t>
+      </w:r>
+      <w:proofErr w:type="spellEnd"/>
+      <w:r>
+        <w:t xml:space="preserve">(int** </w:t>
+      </w:r>
+      <w:proofErr w:type="spellStart"/>
+      <w:r>
+        <w:t>Arr</w:t>
+      </w:r>
+      <w:proofErr w:type="spellEnd"/>
+      <w:r>
+        <w:t>, int N, int M) {</w:t>
       </w:r>
     </w:p>
     <w:p>
@@ -3128,33 +3851,45 @@
       <w:r>
         <w:t xml:space="preserve">    </w:t>
       </w:r>
-      <w:r>
-        <w:t>random_device rd;</w:t>
-      </w:r>
-    </w:p>
-    <w:p>
-      <w:pPr>
-        <w:pStyle w:val="CodeStyle"/>
-        <w:jc w:val="both"/>
-      </w:pPr>
-      <w:r>
-        <w:t xml:space="preserve">    mt19937 gen(rd());</w:t>
-      </w:r>
-    </w:p>
-    <w:p>
-      <w:pPr>
-        <w:pStyle w:val="CodeStyle"/>
-        <w:jc w:val="both"/>
-      </w:pPr>
-    </w:p>
-    <w:p>
-      <w:pPr>
-        <w:pStyle w:val="CodeStyle"/>
-        <w:jc w:val="both"/>
-      </w:pPr>
-      <w:r>
-        <w:t xml:space="preserve">    uniform_int_distribution&lt;int&gt; dist(0, 9999);</w:t>
-      </w:r>
+      <w:proofErr w:type="spellStart"/>
+      <w:r>
+        <w:t>random_device</w:t>
+      </w:r>
+      <w:proofErr w:type="spellEnd"/>
+      <w:r>
+        <w:t xml:space="preserve"> </w:t>
+      </w:r>
+      <w:proofErr w:type="spellStart"/>
+      <w:r>
+        <w:t>rd</w:t>
+      </w:r>
+      <w:proofErr w:type="spellEnd"/>
+      <w:r>
+        <w:t>;</w:t>
+      </w:r>
+    </w:p>
+    <w:p>
+      <w:pPr>
+        <w:pStyle w:val="CodeStyle"/>
+        <w:jc w:val="both"/>
+      </w:pPr>
+      <w:r>
+        <w:t xml:space="preserve">    mt19937 gen(</w:t>
+      </w:r>
+      <w:proofErr w:type="spellStart"/>
+      <w:r>
+        <w:t>rd</w:t>
+      </w:r>
+      <w:proofErr w:type="spellEnd"/>
+      <w:r>
+        <w:t>());</w:t>
+      </w:r>
+    </w:p>
+    <w:p>
+      <w:pPr>
+        <w:pStyle w:val="CodeStyle"/>
+        <w:jc w:val="both"/>
+      </w:pPr>
     </w:p>
     <w:p>
       <w:pPr>
@@ -3164,14 +3899,63 @@
       <w:r>
         <w:t xml:space="preserve">    </w:t>
       </w:r>
-    </w:p>
-    <w:p>
-      <w:pPr>
-        <w:pStyle w:val="CodeStyle"/>
-        <w:jc w:val="both"/>
-      </w:pPr>
-      <w:r>
-        <w:t xml:space="preserve">    for (int i=0; i&lt;N; ++i){</w:t>
+      <w:proofErr w:type="spellStart"/>
+      <w:r>
+        <w:t>uniform_int_distribution</w:t>
+      </w:r>
+      <w:proofErr w:type="spellEnd"/>
+      <w:r>
+        <w:t xml:space="preserve">&lt;int&gt; </w:t>
+      </w:r>
+      <w:proofErr w:type="spellStart"/>
+      <w:r>
+        <w:t>dist</w:t>
+      </w:r>
+      <w:proofErr w:type="spellEnd"/>
+      <w:r>
+        <w:t>(0, 9999);</w:t>
+      </w:r>
+    </w:p>
+    <w:p>
+      <w:pPr>
+        <w:pStyle w:val="CodeStyle"/>
+        <w:jc w:val="both"/>
+      </w:pPr>
+      <w:r>
+        <w:t xml:space="preserve">    </w:t>
+      </w:r>
+    </w:p>
+    <w:p>
+      <w:pPr>
+        <w:pStyle w:val="CodeStyle"/>
+        <w:jc w:val="both"/>
+      </w:pPr>
+      <w:r>
+        <w:t xml:space="preserve">    for (int </w:t>
+      </w:r>
+      <w:proofErr w:type="spellStart"/>
+      <w:r>
+        <w:t>i</w:t>
+      </w:r>
+      <w:proofErr w:type="spellEnd"/>
+      <w:r>
+        <w:t xml:space="preserve">=0; </w:t>
+      </w:r>
+      <w:proofErr w:type="spellStart"/>
+      <w:r>
+        <w:t>i</w:t>
+      </w:r>
+      <w:proofErr w:type="spellEnd"/>
+      <w:r>
+        <w:t>&lt;N; ++</w:t>
+      </w:r>
+      <w:proofErr w:type="spellStart"/>
+      <w:r>
+        <w:t>i</w:t>
+      </w:r>
+      <w:proofErr w:type="spellEnd"/>
+      <w:r>
+        <w:t>){</w:t>
       </w:r>
     </w:p>
     <w:p>
@@ -3189,7 +3973,31 @@
         <w:jc w:val="both"/>
       </w:pPr>
       <w:r>
-        <w:t xml:space="preserve">            Arr[i][j] = dist(gen);</w:t>
+        <w:t xml:space="preserve">            </w:t>
+      </w:r>
+      <w:proofErr w:type="spellStart"/>
+      <w:r>
+        <w:t>Arr</w:t>
+      </w:r>
+      <w:proofErr w:type="spellEnd"/>
+      <w:r>
+        <w:t>[</w:t>
+      </w:r>
+      <w:proofErr w:type="spellStart"/>
+      <w:r>
+        <w:t>i</w:t>
+      </w:r>
+      <w:proofErr w:type="spellEnd"/>
+      <w:r>
+        <w:t xml:space="preserve">][j] = </w:t>
+      </w:r>
+      <w:proofErr w:type="spellStart"/>
+      <w:r>
+        <w:t>dist</w:t>
+      </w:r>
+      <w:proofErr w:type="spellEnd"/>
+      <w:r>
+        <w:t>(gen);</w:t>
       </w:r>
     </w:p>
     <w:p>
@@ -3231,25 +4039,73 @@
         <w:jc w:val="both"/>
       </w:pPr>
       <w:r>
-        <w:t>void ManualInput(int** Arr, int N, int M) {</w:t>
-      </w:r>
-    </w:p>
-    <w:p>
-      <w:pPr>
-        <w:pStyle w:val="CodeStyle"/>
-        <w:jc w:val="both"/>
-      </w:pPr>
-      <w:r>
-        <w:t xml:space="preserve">    cout &lt;&lt; "\n Now enter " &lt;&lt; (N*M) &lt;&lt; " elements (row by row): \n";</w:t>
-      </w:r>
-    </w:p>
-    <w:p>
-      <w:pPr>
-        <w:pStyle w:val="CodeStyle"/>
-        <w:jc w:val="both"/>
-      </w:pPr>
-      <w:r>
-        <w:t xml:space="preserve">    for (int i=0; i&lt;N; ++i){</w:t>
+        <w:t xml:space="preserve">void </w:t>
+      </w:r>
+      <w:proofErr w:type="spellStart"/>
+      <w:r>
+        <w:t>ManualInput</w:t>
+      </w:r>
+      <w:proofErr w:type="spellEnd"/>
+      <w:r>
+        <w:t xml:space="preserve">(int** </w:t>
+      </w:r>
+      <w:proofErr w:type="spellStart"/>
+      <w:r>
+        <w:t>Arr</w:t>
+      </w:r>
+      <w:proofErr w:type="spellEnd"/>
+      <w:r>
+        <w:t>, int N, int M) {</w:t>
+      </w:r>
+    </w:p>
+    <w:p>
+      <w:pPr>
+        <w:pStyle w:val="CodeStyle"/>
+        <w:jc w:val="both"/>
+      </w:pPr>
+      <w:r>
+        <w:t xml:space="preserve">    </w:t>
+      </w:r>
+      <w:proofErr w:type="spellStart"/>
+      <w:r>
+        <w:t>cout</w:t>
+      </w:r>
+      <w:proofErr w:type="spellEnd"/>
+      <w:r>
+        <w:t xml:space="preserve"> &lt;&lt; "\n Now enter " &lt;&lt; (N*M) &lt;&lt; " elements (row by row): \n";</w:t>
+      </w:r>
+    </w:p>
+    <w:p>
+      <w:pPr>
+        <w:pStyle w:val="CodeStyle"/>
+        <w:jc w:val="both"/>
+      </w:pPr>
+      <w:r>
+        <w:t xml:space="preserve">    for (int </w:t>
+      </w:r>
+      <w:proofErr w:type="spellStart"/>
+      <w:r>
+        <w:t>i</w:t>
+      </w:r>
+      <w:proofErr w:type="spellEnd"/>
+      <w:r>
+        <w:t xml:space="preserve">=0; </w:t>
+      </w:r>
+      <w:proofErr w:type="spellStart"/>
+      <w:r>
+        <w:t>i</w:t>
+      </w:r>
+      <w:proofErr w:type="spellEnd"/>
+      <w:r>
+        <w:t>&lt;N; ++</w:t>
+      </w:r>
+      <w:proofErr w:type="spellStart"/>
+      <w:r>
+        <w:t>i</w:t>
+      </w:r>
+      <w:proofErr w:type="spellEnd"/>
+      <w:r>
+        <w:t>){</w:t>
       </w:r>
     </w:p>
     <w:p>
@@ -3267,55 +4123,164 @@
         <w:jc w:val="both"/>
       </w:pPr>
       <w:r>
-        <w:t xml:space="preserve">            cout &lt;&lt; "Arr[" &lt;&lt; i &lt;&lt; "][" &lt;&lt; j &lt;&lt; "] = ";</w:t>
-      </w:r>
-    </w:p>
-    <w:p>
-      <w:pPr>
-        <w:pStyle w:val="CodeStyle"/>
-        <w:jc w:val="both"/>
-      </w:pPr>
-      <w:r>
-        <w:t xml:space="preserve">            while (!(cin &gt;&gt; Arr[i][j])) {</w:t>
-      </w:r>
-    </w:p>
-    <w:p>
-      <w:pPr>
-        <w:pStyle w:val="CodeStyle"/>
-        <w:jc w:val="both"/>
-      </w:pPr>
-      <w:r>
-        <w:t xml:space="preserve">                cout &lt;&lt; </w:t>
-      </w:r>
-      <w:r>
-        <w:t>"[-] Invalid input please try again. \n";</w:t>
-      </w:r>
-    </w:p>
-    <w:p>
-      <w:pPr>
-        <w:pStyle w:val="CodeStyle"/>
-        <w:jc w:val="both"/>
-      </w:pPr>
-      <w:r>
-        <w:t xml:space="preserve">                cin.clear();</w:t>
-      </w:r>
-    </w:p>
-    <w:p>
-      <w:pPr>
-        <w:pStyle w:val="CodeStyle"/>
-        <w:jc w:val="both"/>
-      </w:pPr>
-      <w:r>
-        <w:t xml:space="preserve">                cin.ignore(numeric_limits&lt;streamsize&gt;::max(), '\n');</w:t>
-      </w:r>
-    </w:p>
-    <w:p>
-      <w:pPr>
-        <w:pStyle w:val="CodeStyle"/>
-        <w:jc w:val="both"/>
-      </w:pPr>
-      <w:r>
-        <w:t xml:space="preserve">                cout &lt;&lt; "Arr["&lt;&lt;i&lt;&lt;"]["&lt;&lt;j&lt;&lt;"] = ";</w:t>
+        <w:t xml:space="preserve">            </w:t>
+      </w:r>
+      <w:proofErr w:type="spellStart"/>
+      <w:r>
+        <w:t>cout</w:t>
+      </w:r>
+      <w:proofErr w:type="spellEnd"/>
+      <w:r>
+        <w:t xml:space="preserve"> &lt;&lt; "</w:t>
+      </w:r>
+      <w:proofErr w:type="spellStart"/>
+      <w:r>
+        <w:t>Arr</w:t>
+      </w:r>
+      <w:proofErr w:type="spellEnd"/>
+      <w:r>
+        <w:t xml:space="preserve">[" &lt;&lt; </w:t>
+      </w:r>
+      <w:proofErr w:type="spellStart"/>
+      <w:r>
+        <w:t>i</w:t>
+      </w:r>
+      <w:proofErr w:type="spellEnd"/>
+      <w:r>
+        <w:t xml:space="preserve"> &lt;&lt; "][" &lt;&lt; j &lt;&lt; "] = ";</w:t>
+      </w:r>
+    </w:p>
+    <w:p>
+      <w:pPr>
+        <w:pStyle w:val="CodeStyle"/>
+        <w:jc w:val="both"/>
+      </w:pPr>
+      <w:r>
+        <w:t xml:space="preserve">            while (!(</w:t>
+      </w:r>
+      <w:proofErr w:type="spellStart"/>
+      <w:r>
+        <w:t>cin</w:t>
+      </w:r>
+      <w:proofErr w:type="spellEnd"/>
+      <w:r>
+        <w:t xml:space="preserve"> &gt;&gt; </w:t>
+      </w:r>
+      <w:proofErr w:type="spellStart"/>
+      <w:r>
+        <w:t>Arr</w:t>
+      </w:r>
+      <w:proofErr w:type="spellEnd"/>
+      <w:r>
+        <w:t>[</w:t>
+      </w:r>
+      <w:proofErr w:type="spellStart"/>
+      <w:r>
+        <w:t>i</w:t>
+      </w:r>
+      <w:proofErr w:type="spellEnd"/>
+      <w:r>
+        <w:t>][j])) {</w:t>
+      </w:r>
+    </w:p>
+    <w:p>
+      <w:pPr>
+        <w:pStyle w:val="CodeStyle"/>
+        <w:jc w:val="both"/>
+      </w:pPr>
+      <w:r>
+        <w:t xml:space="preserve">                </w:t>
+      </w:r>
+      <w:proofErr w:type="spellStart"/>
+      <w:r>
+        <w:t>cout</w:t>
+      </w:r>
+      <w:proofErr w:type="spellEnd"/>
+      <w:r>
+        <w:t xml:space="preserve"> &lt;&lt; "[-] Invalid input please try again. \n";</w:t>
+      </w:r>
+    </w:p>
+    <w:p>
+      <w:pPr>
+        <w:pStyle w:val="CodeStyle"/>
+        <w:jc w:val="both"/>
+      </w:pPr>
+      <w:r>
+        <w:t xml:space="preserve">                </w:t>
+      </w:r>
+      <w:proofErr w:type="spellStart"/>
+      <w:r>
+        <w:t>cin.clear</w:t>
+      </w:r>
+      <w:proofErr w:type="spellEnd"/>
+      <w:r>
+        <w:t>();</w:t>
+      </w:r>
+    </w:p>
+    <w:p>
+      <w:pPr>
+        <w:pStyle w:val="CodeStyle"/>
+        <w:jc w:val="both"/>
+      </w:pPr>
+      <w:r>
+        <w:t xml:space="preserve">                </w:t>
+      </w:r>
+      <w:proofErr w:type="spellStart"/>
+      <w:r>
+        <w:t>cin.ignore</w:t>
+      </w:r>
+      <w:proofErr w:type="spellEnd"/>
+      <w:r>
+        <w:t>(</w:t>
+      </w:r>
+      <w:proofErr w:type="spellStart"/>
+      <w:r>
+        <w:t>numeric_limits</w:t>
+      </w:r>
+      <w:proofErr w:type="spellEnd"/>
+      <w:r>
+        <w:t>&lt;</w:t>
+      </w:r>
+      <w:proofErr w:type="spellStart"/>
+      <w:r>
+        <w:t>streamsize</w:t>
+      </w:r>
+      <w:proofErr w:type="spellEnd"/>
+      <w:r>
+        <w:t>&gt;::max(), '\n');</w:t>
+      </w:r>
+    </w:p>
+    <w:p>
+      <w:pPr>
+        <w:pStyle w:val="CodeStyle"/>
+        <w:jc w:val="both"/>
+      </w:pPr>
+      <w:r>
+        <w:t xml:space="preserve">                </w:t>
+      </w:r>
+      <w:proofErr w:type="spellStart"/>
+      <w:r>
+        <w:t>cout</w:t>
+      </w:r>
+      <w:proofErr w:type="spellEnd"/>
+      <w:r>
+        <w:t xml:space="preserve"> &lt;&lt; "</w:t>
+      </w:r>
+      <w:proofErr w:type="spellStart"/>
+      <w:r>
+        <w:t>Arr</w:t>
+      </w:r>
+      <w:proofErr w:type="spellEnd"/>
+      <w:r>
+        <w:t>["&lt;&lt;</w:t>
+      </w:r>
+      <w:proofErr w:type="spellStart"/>
+      <w:r>
+        <w:t>i</w:t>
+      </w:r>
+      <w:proofErr w:type="spellEnd"/>
+      <w:r>
+        <w:t>&lt;&lt;"]["&lt;&lt;j&lt;&lt;"] = ";</w:t>
       </w:r>
     </w:p>
     <w:p>
@@ -3366,28 +4331,65 @@
         <w:jc w:val="both"/>
       </w:pPr>
       <w:r>
-        <w:t>// Bubble sort for sorting elem</w:t>
-      </w:r>
-      <w:r>
-        <w:t>ents in each row so the row is in an ascending order</w:t>
-      </w:r>
-    </w:p>
-    <w:p>
-      <w:pPr>
-        <w:pStyle w:val="CodeStyle"/>
-        <w:jc w:val="both"/>
-      </w:pPr>
-      <w:r>
-        <w:t>void BubbleSortAscending(int* arr, int size) {</w:t>
-      </w:r>
-    </w:p>
-    <w:p>
-      <w:pPr>
-        <w:pStyle w:val="CodeStyle"/>
-        <w:jc w:val="both"/>
-      </w:pPr>
-      <w:r>
-        <w:t xml:space="preserve">    for (int i=0; i&lt;size-1; ++i){</w:t>
+        <w:t>// Bubble sort for sorting elements in each row so the row is in an ascending order</w:t>
+      </w:r>
+    </w:p>
+    <w:p>
+      <w:pPr>
+        <w:pStyle w:val="CodeStyle"/>
+        <w:jc w:val="both"/>
+      </w:pPr>
+      <w:r>
+        <w:t xml:space="preserve">void </w:t>
+      </w:r>
+      <w:proofErr w:type="spellStart"/>
+      <w:r>
+        <w:t>BubbleSortAscending</w:t>
+      </w:r>
+      <w:proofErr w:type="spellEnd"/>
+      <w:r>
+        <w:t xml:space="preserve">(int* </w:t>
+      </w:r>
+      <w:proofErr w:type="spellStart"/>
+      <w:r>
+        <w:t>arr</w:t>
+      </w:r>
+      <w:proofErr w:type="spellEnd"/>
+      <w:r>
+        <w:t>, int size) {</w:t>
+      </w:r>
+    </w:p>
+    <w:p>
+      <w:pPr>
+        <w:pStyle w:val="CodeStyle"/>
+        <w:jc w:val="both"/>
+      </w:pPr>
+      <w:r>
+        <w:t xml:space="preserve">    for (int </w:t>
+      </w:r>
+      <w:proofErr w:type="spellStart"/>
+      <w:r>
+        <w:t>i</w:t>
+      </w:r>
+      <w:proofErr w:type="spellEnd"/>
+      <w:r>
+        <w:t xml:space="preserve">=0; </w:t>
+      </w:r>
+      <w:proofErr w:type="spellStart"/>
+      <w:r>
+        <w:t>i</w:t>
+      </w:r>
+      <w:proofErr w:type="spellEnd"/>
+      <w:r>
+        <w:t>&lt;size-1; ++</w:t>
+      </w:r>
+      <w:proofErr w:type="spellStart"/>
+      <w:r>
+        <w:t>i</w:t>
+      </w:r>
+      <w:proofErr w:type="spellEnd"/>
+      <w:r>
+        <w:t>){</w:t>
       </w:r>
     </w:p>
     <w:p>
@@ -3405,37 +4407,82 @@
         <w:jc w:val="both"/>
       </w:pPr>
       <w:r>
-        <w:t xml:space="preserve">            if (arr[j] &gt; arr[j+1]){</w:t>
-      </w:r>
-    </w:p>
-    <w:p>
-      <w:pPr>
-        <w:pStyle w:val="CodeStyle"/>
-        <w:jc w:val="both"/>
-      </w:pPr>
-      <w:r>
-        <w:t xml:space="preserve">                int t = arr[j];</w:t>
-      </w:r>
-    </w:p>
-    <w:p>
-      <w:pPr>
-        <w:pStyle w:val="CodeStyle"/>
-        <w:jc w:val="both"/>
-      </w:pPr>
-      <w:r>
-        <w:t xml:space="preserve">              </w:t>
-      </w:r>
-      <w:r>
-        <w:t xml:space="preserve">  arr[j] = arr[j+1];</w:t>
-      </w:r>
-    </w:p>
-    <w:p>
-      <w:pPr>
-        <w:pStyle w:val="CodeStyle"/>
-        <w:jc w:val="both"/>
-      </w:pPr>
-      <w:r>
-        <w:t xml:space="preserve">                arr[j+1] = t;</w:t>
+        <w:t xml:space="preserve">            if (</w:t>
+      </w:r>
+      <w:proofErr w:type="spellStart"/>
+      <w:r>
+        <w:t>arr</w:t>
+      </w:r>
+      <w:proofErr w:type="spellEnd"/>
+      <w:r>
+        <w:t xml:space="preserve">[j] &gt; </w:t>
+      </w:r>
+      <w:proofErr w:type="spellStart"/>
+      <w:r>
+        <w:t>arr</w:t>
+      </w:r>
+      <w:proofErr w:type="spellEnd"/>
+      <w:r>
+        <w:t>[j+1]){</w:t>
+      </w:r>
+    </w:p>
+    <w:p>
+      <w:pPr>
+        <w:pStyle w:val="CodeStyle"/>
+        <w:jc w:val="both"/>
+      </w:pPr>
+      <w:r>
+        <w:t xml:space="preserve">                int t = </w:t>
+      </w:r>
+      <w:proofErr w:type="spellStart"/>
+      <w:r>
+        <w:t>arr</w:t>
+      </w:r>
+      <w:proofErr w:type="spellEnd"/>
+      <w:r>
+        <w:t>[j];</w:t>
+      </w:r>
+    </w:p>
+    <w:p>
+      <w:pPr>
+        <w:pStyle w:val="CodeStyle"/>
+        <w:jc w:val="both"/>
+      </w:pPr>
+      <w:r>
+        <w:t xml:space="preserve">                </w:t>
+      </w:r>
+      <w:proofErr w:type="spellStart"/>
+      <w:r>
+        <w:t>arr</w:t>
+      </w:r>
+      <w:proofErr w:type="spellEnd"/>
+      <w:r>
+        <w:t xml:space="preserve">[j] = </w:t>
+      </w:r>
+      <w:proofErr w:type="spellStart"/>
+      <w:r>
+        <w:t>arr</w:t>
+      </w:r>
+      <w:proofErr w:type="spellEnd"/>
+      <w:r>
+        <w:t>[j+1];</w:t>
+      </w:r>
+    </w:p>
+    <w:p>
+      <w:pPr>
+        <w:pStyle w:val="CodeStyle"/>
+        <w:jc w:val="both"/>
+      </w:pPr>
+      <w:r>
+        <w:t xml:space="preserve">                </w:t>
+      </w:r>
+      <w:proofErr w:type="spellStart"/>
+      <w:r>
+        <w:t>arr</w:t>
+      </w:r>
+      <w:proofErr w:type="spellEnd"/>
+      <w:r>
+        <w:t>[j+1] = t;</w:t>
       </w:r>
     </w:p>
     <w:p>
@@ -3495,7 +4542,15 @@
         <w:jc w:val="both"/>
       </w:pPr>
       <w:r>
-        <w:t>int BubbleSortDescending(int element){</w:t>
+        <w:t xml:space="preserve">int </w:t>
+      </w:r>
+      <w:proofErr w:type="spellStart"/>
+      <w:r>
+        <w:t>BubbleSortDescending</w:t>
+      </w:r>
+      <w:proofErr w:type="spellEnd"/>
+      <w:r>
+        <w:t>(int element){</w:t>
       </w:r>
     </w:p>
     <w:p>
@@ -3603,10 +4658,7 @@
         <w:jc w:val="both"/>
       </w:pPr>
       <w:r>
-        <w:t xml:space="preserve">    vecto</w:t>
-      </w:r>
-      <w:r>
-        <w:t>r&lt;int&gt; digits(count);</w:t>
+        <w:t xml:space="preserve">    vector&lt;int&gt; digits(count);</w:t>
       </w:r>
     </w:p>
     <w:p>
@@ -3630,16 +4682,48 @@
         <w:jc w:val="both"/>
       </w:pPr>
       <w:r>
-        <w:t xml:space="preserve">    for (int i = count -1; i &gt;= 0; i--){</w:t>
-      </w:r>
-    </w:p>
-    <w:p>
-      <w:pPr>
-        <w:pStyle w:val="CodeStyle"/>
-        <w:jc w:val="both"/>
-      </w:pPr>
-      <w:r>
-        <w:t xml:space="preserve">        digits[i] = element % 10;</w:t>
+        <w:t xml:space="preserve">    for (int </w:t>
+      </w:r>
+      <w:proofErr w:type="spellStart"/>
+      <w:r>
+        <w:t>i</w:t>
+      </w:r>
+      <w:proofErr w:type="spellEnd"/>
+      <w:r>
+        <w:t xml:space="preserve"> = count -1; </w:t>
+      </w:r>
+      <w:proofErr w:type="spellStart"/>
+      <w:r>
+        <w:t>i</w:t>
+      </w:r>
+      <w:proofErr w:type="spellEnd"/>
+      <w:r>
+        <w:t xml:space="preserve"> &gt;= 0; </w:t>
+      </w:r>
+      <w:proofErr w:type="spellStart"/>
+      <w:r>
+        <w:t>i</w:t>
+      </w:r>
+      <w:proofErr w:type="spellEnd"/>
+      <w:r>
+        <w:t>--){</w:t>
+      </w:r>
+    </w:p>
+    <w:p>
+      <w:pPr>
+        <w:pStyle w:val="CodeStyle"/>
+        <w:jc w:val="both"/>
+      </w:pPr>
+      <w:r>
+        <w:t xml:space="preserve">        digits[</w:t>
+      </w:r>
+      <w:proofErr w:type="spellStart"/>
+      <w:r>
+        <w:t>i</w:t>
+      </w:r>
+      <w:proofErr w:type="spellEnd"/>
+      <w:r>
+        <w:t>] = element % 10;</w:t>
       </w:r>
     </w:p>
     <w:p>
@@ -3672,7 +4756,15 @@
         <w:jc w:val="both"/>
       </w:pPr>
       <w:r>
-        <w:t xml:space="preserve">    int n = (int)digits.size();</w:t>
+        <w:t xml:space="preserve">    int n = (int)</w:t>
+      </w:r>
+      <w:proofErr w:type="spellStart"/>
+      <w:r>
+        <w:t>digits.size</w:t>
+      </w:r>
+      <w:proofErr w:type="spellEnd"/>
+      <w:r>
+        <w:t>();</w:t>
       </w:r>
     </w:p>
     <w:p>
@@ -3697,7 +4789,31 @@
       </w:pPr>
       <w:r>
         <w:lastRenderedPageBreak/>
-        <w:t xml:space="preserve">    for (int i=0; i&lt;n-1; ++i){</w:t>
+        <w:t xml:space="preserve">    for (int </w:t>
+      </w:r>
+      <w:proofErr w:type="spellStart"/>
+      <w:r>
+        <w:t>i</w:t>
+      </w:r>
+      <w:proofErr w:type="spellEnd"/>
+      <w:r>
+        <w:t xml:space="preserve">=0; </w:t>
+      </w:r>
+      <w:proofErr w:type="spellStart"/>
+      <w:r>
+        <w:t>i</w:t>
+      </w:r>
+      <w:proofErr w:type="spellEnd"/>
+      <w:r>
+        <w:t>&lt;n-1; ++</w:t>
+      </w:r>
+      <w:proofErr w:type="spellStart"/>
+      <w:r>
+        <w:t>i</w:t>
+      </w:r>
+      <w:proofErr w:type="spellEnd"/>
+      <w:r>
+        <w:t>){</w:t>
       </w:r>
     </w:p>
     <w:p>
@@ -3808,16 +4924,48 @@
         <w:jc w:val="both"/>
       </w:pPr>
       <w:r>
-        <w:t xml:space="preserve">    for (int i=0; i&lt;n; ++i) {</w:t>
-      </w:r>
-    </w:p>
-    <w:p>
-      <w:pPr>
-        <w:pStyle w:val="CodeStyle"/>
-        <w:jc w:val="both"/>
-      </w:pPr>
-      <w:r>
-        <w:t xml:space="preserve">        result = result * 10 + digits[i];</w:t>
+        <w:t xml:space="preserve">    for (int </w:t>
+      </w:r>
+      <w:proofErr w:type="spellStart"/>
+      <w:r>
+        <w:t>i</w:t>
+      </w:r>
+      <w:proofErr w:type="spellEnd"/>
+      <w:r>
+        <w:t xml:space="preserve">=0; </w:t>
+      </w:r>
+      <w:proofErr w:type="spellStart"/>
+      <w:r>
+        <w:t>i</w:t>
+      </w:r>
+      <w:proofErr w:type="spellEnd"/>
+      <w:r>
+        <w:t>&lt;n; ++</w:t>
+      </w:r>
+      <w:proofErr w:type="spellStart"/>
+      <w:r>
+        <w:t>i</w:t>
+      </w:r>
+      <w:proofErr w:type="spellEnd"/>
+      <w:r>
+        <w:t>) {</w:t>
+      </w:r>
+    </w:p>
+    <w:p>
+      <w:pPr>
+        <w:pStyle w:val="CodeStyle"/>
+        <w:jc w:val="both"/>
+      </w:pPr>
+      <w:r>
+        <w:t xml:space="preserve">        result = result * 10 + digits[</w:t>
+      </w:r>
+      <w:proofErr w:type="spellStart"/>
+      <w:r>
+        <w:t>i</w:t>
+      </w:r>
+      <w:proofErr w:type="spellEnd"/>
+      <w:r>
+        <w:t>];</w:t>
       </w:r>
     </w:p>
     <w:p>
@@ -3868,10 +5016,23 @@
         <w:jc w:val="both"/>
       </w:pPr>
       <w:r>
-        <w:t>int ReadPositiveInt(const strin</w:t>
-      </w:r>
-      <w:r>
-        <w:t>g&amp; prompt, int MaxValue) {</w:t>
+        <w:t xml:space="preserve">int </w:t>
+      </w:r>
+      <w:proofErr w:type="spellStart"/>
+      <w:r>
+        <w:t>ReadPositiveInt</w:t>
+      </w:r>
+      <w:proofErr w:type="spellEnd"/>
+      <w:r>
+        <w:t xml:space="preserve">(const string&amp; prompt, int </w:t>
+      </w:r>
+      <w:proofErr w:type="spellStart"/>
+      <w:r>
+        <w:t>MaxValue</w:t>
+      </w:r>
+      <w:proofErr w:type="spellEnd"/>
+      <w:r>
+        <w:t>) {</w:t>
       </w:r>
     </w:p>
     <w:p>
@@ -3898,43 +5059,99 @@
         <w:jc w:val="both"/>
       </w:pPr>
       <w:r>
-        <w:t xml:space="preserve">        cout &lt;&lt; prompt;</w:t>
-      </w:r>
-    </w:p>
-    <w:p>
-      <w:pPr>
-        <w:pStyle w:val="CodeStyle"/>
-        <w:jc w:val="both"/>
-      </w:pPr>
-      <w:r>
-        <w:t xml:space="preserve">        if (!(cin &gt;&gt; x)) {</w:t>
-      </w:r>
-    </w:p>
-    <w:p>
-      <w:pPr>
-        <w:pStyle w:val="CodeStyle"/>
-        <w:jc w:val="both"/>
-      </w:pPr>
-      <w:r>
-        <w:t xml:space="preserve">            cout &lt;&lt; "[-] Invalid input please try again!";</w:t>
-      </w:r>
-    </w:p>
-    <w:p>
-      <w:pPr>
-        <w:pStyle w:val="CodeStyle"/>
-        <w:jc w:val="both"/>
-      </w:pPr>
-      <w:r>
-        <w:t xml:space="preserve">            cin.clear();</w:t>
-      </w:r>
-    </w:p>
-    <w:p>
-      <w:pPr>
-        <w:pStyle w:val="CodeStyle"/>
-        <w:jc w:val="both"/>
-      </w:pPr>
-      <w:r>
-        <w:t xml:space="preserve">            cin.ignore(numeric_limits&lt;streamsize&gt;::max(), '\n');</w:t>
+        <w:t xml:space="preserve">        </w:t>
+      </w:r>
+      <w:proofErr w:type="spellStart"/>
+      <w:r>
+        <w:t>cout</w:t>
+      </w:r>
+      <w:proofErr w:type="spellEnd"/>
+      <w:r>
+        <w:t xml:space="preserve"> &lt;&lt; prompt;</w:t>
+      </w:r>
+    </w:p>
+    <w:p>
+      <w:pPr>
+        <w:pStyle w:val="CodeStyle"/>
+        <w:jc w:val="both"/>
+      </w:pPr>
+      <w:r>
+        <w:t xml:space="preserve">        if (!(</w:t>
+      </w:r>
+      <w:proofErr w:type="spellStart"/>
+      <w:r>
+        <w:t>cin</w:t>
+      </w:r>
+      <w:proofErr w:type="spellEnd"/>
+      <w:r>
+        <w:t xml:space="preserve"> &gt;&gt; x)) {</w:t>
+      </w:r>
+    </w:p>
+    <w:p>
+      <w:pPr>
+        <w:pStyle w:val="CodeStyle"/>
+        <w:jc w:val="both"/>
+      </w:pPr>
+      <w:r>
+        <w:t xml:space="preserve">            </w:t>
+      </w:r>
+      <w:proofErr w:type="spellStart"/>
+      <w:r>
+        <w:t>cout</w:t>
+      </w:r>
+      <w:proofErr w:type="spellEnd"/>
+      <w:r>
+        <w:t xml:space="preserve"> &lt;&lt; "[-] Invalid input please try again!";</w:t>
+      </w:r>
+    </w:p>
+    <w:p>
+      <w:pPr>
+        <w:pStyle w:val="CodeStyle"/>
+        <w:jc w:val="both"/>
+      </w:pPr>
+      <w:r>
+        <w:t xml:space="preserve">            </w:t>
+      </w:r>
+      <w:proofErr w:type="spellStart"/>
+      <w:r>
+        <w:t>cin.clear</w:t>
+      </w:r>
+      <w:proofErr w:type="spellEnd"/>
+      <w:r>
+        <w:t>();</w:t>
+      </w:r>
+    </w:p>
+    <w:p>
+      <w:pPr>
+        <w:pStyle w:val="CodeStyle"/>
+        <w:jc w:val="both"/>
+      </w:pPr>
+      <w:r>
+        <w:t xml:space="preserve">            </w:t>
+      </w:r>
+      <w:proofErr w:type="spellStart"/>
+      <w:r>
+        <w:t>cin.ignore</w:t>
+      </w:r>
+      <w:proofErr w:type="spellEnd"/>
+      <w:r>
+        <w:t>(</w:t>
+      </w:r>
+      <w:proofErr w:type="spellStart"/>
+      <w:r>
+        <w:t>numeric_limits</w:t>
+      </w:r>
+      <w:proofErr w:type="spellEnd"/>
+      <w:r>
+        <w:t>&lt;</w:t>
+      </w:r>
+      <w:proofErr w:type="spellStart"/>
+      <w:r>
+        <w:t>streamsize</w:t>
+      </w:r>
+      <w:proofErr w:type="spellEnd"/>
+      <w:r>
+        <w:t>&gt;::max(), '\n');</w:t>
       </w:r>
     </w:p>
     <w:p>
@@ -3961,16 +5178,40 @@
         <w:jc w:val="both"/>
       </w:pPr>
       <w:r>
-        <w:t xml:space="preserve">        if (x &lt;= 0 || x &gt; MaxValue){</w:t>
-      </w:r>
-    </w:p>
-    <w:p>
-      <w:pPr>
-        <w:pStyle w:val="CodeStyle"/>
-        <w:jc w:val="both"/>
-      </w:pPr>
-      <w:r>
-        <w:t xml:space="preserve">            cout &lt;&lt; "[-] The input must be between 1 and " &lt;&lt; MaxValue &lt;&lt; ". Try again. \n";</w:t>
+        <w:t xml:space="preserve">        if (x &lt;= 0 || x &gt; </w:t>
+      </w:r>
+      <w:proofErr w:type="spellStart"/>
+      <w:r>
+        <w:t>MaxValue</w:t>
+      </w:r>
+      <w:proofErr w:type="spellEnd"/>
+      <w:r>
+        <w:t>){</w:t>
+      </w:r>
+    </w:p>
+    <w:p>
+      <w:pPr>
+        <w:pStyle w:val="CodeStyle"/>
+        <w:jc w:val="both"/>
+      </w:pPr>
+      <w:r>
+        <w:t xml:space="preserve">            </w:t>
+      </w:r>
+      <w:proofErr w:type="spellStart"/>
+      <w:r>
+        <w:t>cout</w:t>
+      </w:r>
+      <w:proofErr w:type="spellEnd"/>
+      <w:r>
+        <w:t xml:space="preserve"> &lt;&lt; "[-] The input must be between 1 and " &lt;&lt; </w:t>
+      </w:r>
+      <w:proofErr w:type="spellStart"/>
+      <w:r>
+        <w:t>MaxValue</w:t>
+      </w:r>
+      <w:proofErr w:type="spellEnd"/>
+      <w:r>
+        <w:t xml:space="preserve"> &lt;&lt; ". Try again. \n";</w:t>
       </w:r>
     </w:p>
     <w:p>
@@ -4600,11 +5841,6 @@
     <w:lsdException w:name="Book Title" w:uiPriority="33" w:qFormat="1"/>
     <w:lsdException w:name="Bibliography" w:semiHidden="1" w:uiPriority="37" w:unhideWhenUsed="1"/>
     <w:lsdException w:name="TOC Heading" w:semiHidden="1" w:uiPriority="39" w:unhideWhenUsed="1" w:qFormat="1"/>
-    <w:lsdException w:name="Plain Table 5" w:semiHidden="1" w:unhideWhenUsed="1"/>
-    <w:lsdException w:name="Grid Table Light" w:semiHidden="1" w:unhideWhenUsed="1"/>
-    <w:lsdException w:name="Grid Table 1 Light" w:semiHidden="1" w:unhideWhenUsed="1"/>
-    <w:lsdException w:name="Grid Table 2" w:semiHidden="1" w:unhideWhenUsed="1"/>
-    <w:lsdException w:name="Grid Table 3" w:semiHidden="1" w:unhideWhenUsed="1"/>
     <w:lsdException w:name="Grid Table 4" w:uiPriority="49"/>
     <w:lsdException w:name="Grid Table 5 Dark" w:uiPriority="50"/>
     <w:lsdException w:name="Grid Table 6 Colorful" w:uiPriority="51"/>
@@ -15798,6 +17034,23 @@
     <w:rPr>
       <w:color w:val="0000FF" w:themeColor="hyperlink"/>
       <w:u w:val="single"/>
+    </w:rPr>
+  </w:style>
+  <w:style w:type="paragraph" w:customStyle="1" w:styleId="Standard">
+    <w:name w:val="Standard"/>
+    <w:rsid w:val="003272B9"/>
+    <w:pPr>
+      <w:widowControl w:val="0"/>
+      <w:suppressAutoHyphens/>
+      <w:autoSpaceDN w:val="0"/>
+      <w:spacing w:after="0" w:line="240" w:lineRule="auto"/>
+    </w:pPr>
+    <w:rPr>
+      <w:rFonts w:ascii="Times New Roman" w:eastAsia="Arial Unicode MS" w:hAnsi="Times New Roman" w:cs="Arial Unicode MS"/>
+      <w:kern w:val="3"/>
+      <w:sz w:val="24"/>
+      <w:szCs w:val="24"/>
+      <w:lang w:val="ru-RU" w:eastAsia="zh-CN" w:bidi="hi-IN"/>
     </w:rPr>
   </w:style>
 </w:styles>

--- a/Sem2/Data_structures_labs/Lab06/report_lab06_reformatted_final.docx
+++ b/Sem2/Data_structures_labs/Lab06/report_lab06_reformatted_final.docx
@@ -252,13 +252,21 @@
         <w:jc w:val="center"/>
         <w:rPr>
           <w:rFonts w:ascii="TimesNewRomanPSMT" w:eastAsia="TimesNewRomanPSMT" w:hAnsi="TimesNewRomanPSMT" w:cs="TimesNewRomanPSMT"/>
+          <w:b/>
+          <w:bCs/>
           <w:color w:val="000000"/>
+          <w:sz w:val="28"/>
+          <w:szCs w:val="28"/>
         </w:rPr>
       </w:pPr>
       <w:r>
         <w:rPr>
           <w:rFonts w:ascii="TimesNewRomanPSMT" w:eastAsia="TimesNewRomanPSMT" w:hAnsi="TimesNewRomanPSMT" w:cs="TimesNewRomanPSMT"/>
+          <w:b/>
+          <w:bCs/>
           <w:color w:val="000000"/>
+          <w:sz w:val="28"/>
+          <w:szCs w:val="28"/>
         </w:rPr>
         <w:t>ОТЧЕТ</w:t>
       </w:r>
